--- a/策划案/Java/爱购/历史订单-数据迁移-落地方案讨论.docx
+++ b/策划案/Java/爱购/历史订单-数据迁移-落地方案讨论.docx
@@ -39,44 +39,46 @@
       </w:r>
     </w:p>
     <w:p>
-      <w:r>
-        <w:rPr>
-          <w:rFonts w:hint="eastAsia"/>
-        </w:rPr>
-        <w:t>每天晚上11点，</w:t>
-      </w:r>
-      <w:r>
-        <w:rPr>
-          <w:rFonts w:hint="eastAsia"/>
-        </w:rPr>
-        <w:t>使用xjob对特定ip的节点发送消息，触发</w:t>
-      </w:r>
-      <w:r>
-        <w:rPr>
-          <w:rFonts w:hint="eastAsia"/>
-        </w:rPr>
-        <w:t>节点的迁移工作。</w:t>
-      </w:r>
-    </w:p>
-    <w:p>
-      <w:r>
-        <w:rPr>
-          <w:rFonts w:hint="eastAsia"/>
-        </w:rPr>
-        <w:t>由于在线环境节点无状态，为方便开发，做成单pod执行。</w:t>
-      </w:r>
-    </w:p>
-    <w:p>
-      <w:pPr>
-        <w:rPr>
-          <w:rFonts w:hint="eastAsia"/>
-        </w:rPr>
-      </w:pPr>
-      <w:r>
-        <w:rPr>
-          <w:rFonts w:hint="eastAsia"/>
-        </w:rPr>
-        <w:t>配置分库的配置信息，按顺序处理分库。</w:t>
+      <w:pPr>
+        <w:rPr>
+          <w:rFonts w:hint="eastAsia"/>
+        </w:rPr>
+      </w:pPr>
+      <w:r>
+        <w:rPr>
+          <w:rFonts w:hint="eastAsia"/>
+        </w:rPr>
+        <w:t>多pod方案，</w:t>
+      </w:r>
+      <w:r>
+        <w:rPr>
+          <w:rFonts w:hint="eastAsia"/>
+        </w:rPr>
+        <w:t>使用传统schedule，定时11点启动。启动时，</w:t>
+      </w:r>
+      <w:r>
+        <w:rPr>
+          <w:rFonts w:hint="eastAsia"/>
+        </w:rPr>
+        <w:t>使用redis</w:t>
+      </w:r>
+      <w:r>
+        <w:rPr>
+          <w:rFonts w:hint="eastAsia"/>
+        </w:rPr>
+        <w:t>s</w:t>
+      </w:r>
+      <w:r>
+        <w:rPr>
+          <w:rFonts w:hint="eastAsia"/>
+        </w:rPr>
+        <w:t>on锁竞争获得可用分库</w:t>
+      </w:r>
+      <w:r>
+        <w:rPr>
+          <w:rFonts w:hint="eastAsia"/>
+        </w:rPr>
+        <w:t>。</w:t>
       </w:r>
     </w:p>
     <w:p>
@@ -172,103 +174,26 @@
           <w:ilvl w:val="2"/>
           <w:numId w:val="2"/>
         </w:numPr>
-        <w:rPr>
-          <w:rFonts w:hint="eastAsia"/>
-        </w:rPr>
-      </w:pPr>
-      <w:r>
-        <w:rPr>
-          <w:rFonts w:hint="eastAsia"/>
-        </w:rPr>
-        <w:t>管理主线程</w:t>
-      </w:r>
-    </w:p>
-    <w:p>
-      <w:pPr>
-        <w:rPr>
-          <w:rFonts w:hint="eastAsia"/>
-        </w:rPr>
-      </w:pPr>
-      <w:r>
-        <w:rPr>
-          <w:rFonts w:hint="eastAsia"/>
-        </w:rPr>
-        <w:t>不使用</w:t>
-      </w:r>
-      <w:r>
-        <w:rPr>
-          <w:rFonts w:hint="eastAsia"/>
-        </w:rPr>
-        <w:t>线程池，手动管理逻辑线程。</w:t>
-      </w:r>
-      <w:r>
-        <w:rPr>
-          <w:rFonts w:hint="eastAsia"/>
-        </w:rPr>
-        <w:t>设置一个固定worker队列大小，暂定6（在线环境是1核3倍爆发）。</w:t>
-      </w:r>
-    </w:p>
-    <w:p>
-      <w:pPr>
-        <w:rPr>
-          <w:rFonts w:hint="eastAsia"/>
-        </w:rPr>
-      </w:pPr>
-      <w:r>
-        <w:rPr>
-          <w:rFonts w:hint="eastAsia"/>
-        </w:rPr>
-        <w:t>线程管理器是程序的主控系统，决定</w:t>
-      </w:r>
-      <w:r>
-        <w:rPr>
-          <w:rFonts w:hint="eastAsia"/>
-        </w:rPr>
-        <w:t>迁移哪个分表，查询需要处理的订单数据，交给子线程处理。</w:t>
-      </w:r>
-    </w:p>
-    <w:p>
-      <w:pPr>
-        <w:pStyle w:val="3"/>
-        <w:numPr>
-          <w:ilvl w:val="2"/>
-          <w:numId w:val="2"/>
-        </w:numPr>
-        <w:rPr>
-          <w:rFonts w:hint="eastAsia"/>
-        </w:rPr>
-      </w:pPr>
-      <w:r>
-        <w:rPr>
-          <w:rFonts w:hint="eastAsia"/>
-        </w:rPr>
-        <w:t>天执行记录</w:t>
-      </w:r>
-    </w:p>
-    <w:p>
-      <w:pPr>
-        <w:rPr>
-          <w:rFonts w:hint="eastAsia"/>
-        </w:rPr>
-      </w:pPr>
-      <w:r>
-        <w:rPr>
-          <w:rFonts w:hint="eastAsia"/>
-        </w:rPr>
-        <w:t>记录每个工作pod，执行到哪个分表，以及分发到的最后一个数据id。方便第二天继续执行。</w:t>
-      </w:r>
-    </w:p>
-    <w:p>
-      <w:pPr>
-        <w:rPr>
-          <w:rFonts w:hint="eastAsia"/>
-        </w:rPr>
-      </w:pPr>
-      <w:r>
-        <w:rPr>
-          <w:rFonts w:hint="eastAsia"/>
-        </w:rPr>
-        <w:t>t_migr_day_record</w:t>
+      </w:pPr>
+      <w:r>
+        <w:rPr>
+          <w:rFonts w:hint="eastAsia"/>
+        </w:rPr>
+        <w:t>分库执行记录</w:t>
+      </w:r>
+    </w:p>
+    <w:p>
+      <w:r>
+        <w:rPr>
+          <w:rFonts w:hint="eastAsia"/>
+        </w:rPr>
+        <w:t>记录每个分库</w:t>
+      </w:r>
+      <w:r>
+        <w:rPr>
+          <w:rFonts w:hint="eastAsia"/>
+        </w:rPr>
+        <w:t>的迁移进度</w:t>
       </w:r>
     </w:p>
     <w:tbl>
@@ -353,31 +278,25 @@
               <w:rPr>
                 <w:rFonts w:hint="eastAsia"/>
               </w:rPr>
-              <w:t>i</w:t>
-            </w:r>
-            <w:r>
-              <w:rPr>
-                <w:rFonts w:hint="eastAsia"/>
-              </w:rPr>
-              <w:t>d</w:t>
-            </w:r>
-          </w:p>
-        </w:tc>
-        <w:tc>
-          <w:tcPr>
-            <w:tcW w:w="2765" w:type="dxa"/>
-          </w:tcPr>
-          <w:p>
-            <w:pPr>
-              <w:rPr>
-                <w:rFonts w:hint="eastAsia"/>
-              </w:rPr>
-            </w:pPr>
-            <w:r>
-              <w:rPr>
-                <w:rFonts w:hint="eastAsia"/>
-              </w:rPr>
-              <w:t>bigint</w:t>
+              <w:t>Id</w:t>
+            </w:r>
+          </w:p>
+        </w:tc>
+        <w:tc>
+          <w:tcPr>
+            <w:tcW w:w="2765" w:type="dxa"/>
+          </w:tcPr>
+          <w:p>
+            <w:pPr>
+              <w:rPr>
+                <w:rFonts w:hint="eastAsia"/>
+              </w:rPr>
+            </w:pPr>
+            <w:r>
+              <w:rPr>
+                <w:rFonts w:hint="eastAsia"/>
+              </w:rPr>
+              <w:t>bingint</w:t>
             </w:r>
           </w:p>
         </w:tc>
@@ -415,31 +334,25 @@
               <w:rPr>
                 <w:rFonts w:hint="eastAsia"/>
               </w:rPr>
-              <w:t>excute</w:t>
-            </w:r>
-            <w:r>
-              <w:rPr>
-                <w:rFonts w:hint="eastAsia"/>
-              </w:rPr>
-              <w:t>_date</w:t>
-            </w:r>
-          </w:p>
-        </w:tc>
-        <w:tc>
-          <w:tcPr>
-            <w:tcW w:w="2765" w:type="dxa"/>
-          </w:tcPr>
-          <w:p>
-            <w:pPr>
-              <w:rPr>
-                <w:rFonts w:hint="eastAsia"/>
-              </w:rPr>
-            </w:pPr>
-            <w:r>
-              <w:rPr>
-                <w:rFonts w:hint="eastAsia"/>
-              </w:rPr>
-              <w:t>char(8)</w:t>
+              <w:t>db_name</w:t>
+            </w:r>
+          </w:p>
+        </w:tc>
+        <w:tc>
+          <w:tcPr>
+            <w:tcW w:w="2765" w:type="dxa"/>
+          </w:tcPr>
+          <w:p>
+            <w:pPr>
+              <w:rPr>
+                <w:rFonts w:hint="eastAsia"/>
+              </w:rPr>
+            </w:pPr>
+            <w:r>
+              <w:rPr>
+                <w:rFonts w:hint="eastAsia"/>
+              </w:rPr>
+              <w:t>varchar(50)</w:t>
             </w:r>
           </w:p>
         </w:tc>
@@ -457,7 +370,7 @@
               <w:rPr>
                 <w:rFonts w:hint="eastAsia"/>
               </w:rPr>
-              <w:t>日期</w:t>
+              <w:t>分库名称</w:t>
             </w:r>
           </w:p>
         </w:tc>
@@ -477,25 +390,25 @@
               <w:rPr>
                 <w:rFonts w:hint="eastAsia"/>
               </w:rPr>
-              <w:t>pod_name</w:t>
-            </w:r>
-          </w:p>
-        </w:tc>
-        <w:tc>
-          <w:tcPr>
-            <w:tcW w:w="2765" w:type="dxa"/>
-          </w:tcPr>
-          <w:p>
-            <w:pPr>
-              <w:rPr>
-                <w:rFonts w:hint="eastAsia"/>
-              </w:rPr>
-            </w:pPr>
-            <w:r>
-              <w:rPr>
-                <w:rFonts w:hint="eastAsia"/>
-              </w:rPr>
-              <w:t>Varchar(50)</w:t>
+              <w:t>order_idx</w:t>
+            </w:r>
+          </w:p>
+        </w:tc>
+        <w:tc>
+          <w:tcPr>
+            <w:tcW w:w="2765" w:type="dxa"/>
+          </w:tcPr>
+          <w:p>
+            <w:pPr>
+              <w:rPr>
+                <w:rFonts w:hint="eastAsia"/>
+              </w:rPr>
+            </w:pPr>
+            <w:r>
+              <w:rPr>
+                <w:rFonts w:hint="eastAsia"/>
+              </w:rPr>
+              <w:t>int</w:t>
             </w:r>
           </w:p>
         </w:tc>
@@ -513,7 +426,7 @@
               <w:rPr>
                 <w:rFonts w:hint="eastAsia"/>
               </w:rPr>
-              <w:t>节点名</w:t>
+              <w:t>排序号</w:t>
             </w:r>
           </w:p>
         </w:tc>
@@ -533,25 +446,25 @@
               <w:rPr>
                 <w:rFonts w:hint="eastAsia"/>
               </w:rPr>
-              <w:t>db_name</w:t>
-            </w:r>
-          </w:p>
-        </w:tc>
-        <w:tc>
-          <w:tcPr>
-            <w:tcW w:w="2765" w:type="dxa"/>
-          </w:tcPr>
-          <w:p>
-            <w:pPr>
-              <w:rPr>
-                <w:rFonts w:hint="eastAsia"/>
-              </w:rPr>
-            </w:pPr>
-            <w:r>
-              <w:rPr>
-                <w:rFonts w:hint="eastAsia"/>
-              </w:rPr>
-              <w:t>Varchar(50)</w:t>
+              <w:t>status</w:t>
+            </w:r>
+          </w:p>
+        </w:tc>
+        <w:tc>
+          <w:tcPr>
+            <w:tcW w:w="2765" w:type="dxa"/>
+          </w:tcPr>
+          <w:p>
+            <w:pPr>
+              <w:rPr>
+                <w:rFonts w:hint="eastAsia"/>
+              </w:rPr>
+            </w:pPr>
+            <w:r>
+              <w:rPr>
+                <w:rFonts w:hint="eastAsia"/>
+              </w:rPr>
+              <w:t>tinyint</w:t>
             </w:r>
           </w:p>
         </w:tc>
@@ -569,7 +482,7 @@
               <w:rPr>
                 <w:rFonts w:hint="eastAsia"/>
               </w:rPr>
-              <w:t>主表分库名称</w:t>
+              <w:t>状态,1 空闲，2完成，3抢占</w:t>
             </w:r>
           </w:p>
         </w:tc>
@@ -589,26 +502,25 @@
               <w:rPr>
                 <w:rFonts w:hint="eastAsia"/>
               </w:rPr>
-              <w:lastRenderedPageBreak/>
-              <w:t>tb_name_beg</w:t>
-            </w:r>
-          </w:p>
-        </w:tc>
-        <w:tc>
-          <w:tcPr>
-            <w:tcW w:w="2765" w:type="dxa"/>
-          </w:tcPr>
-          <w:p>
-            <w:pPr>
-              <w:rPr>
-                <w:rFonts w:hint="eastAsia"/>
-              </w:rPr>
-            </w:pPr>
-            <w:r>
-              <w:rPr>
-                <w:rFonts w:hint="eastAsia"/>
-              </w:rPr>
-              <w:t>Varchar(50)</w:t>
+              <w:t>occupy_pod_name</w:t>
+            </w:r>
+          </w:p>
+        </w:tc>
+        <w:tc>
+          <w:tcPr>
+            <w:tcW w:w="2765" w:type="dxa"/>
+          </w:tcPr>
+          <w:p>
+            <w:pPr>
+              <w:rPr>
+                <w:rFonts w:hint="eastAsia"/>
+              </w:rPr>
+            </w:pPr>
+            <w:r>
+              <w:rPr>
+                <w:rFonts w:hint="eastAsia"/>
+              </w:rPr>
+              <w:t>varchar(50)</w:t>
             </w:r>
           </w:p>
         </w:tc>
@@ -626,7 +538,7 @@
               <w:rPr>
                 <w:rFonts w:hint="eastAsia"/>
               </w:rPr>
-              <w:t>起点分表名</w:t>
+              <w:t>抢占pod的名字</w:t>
             </w:r>
           </w:p>
         </w:tc>
@@ -646,25 +558,25 @@
               <w:rPr>
                 <w:rFonts w:hint="eastAsia"/>
               </w:rPr>
-              <w:t>tb_name_end</w:t>
-            </w:r>
-          </w:p>
-        </w:tc>
-        <w:tc>
-          <w:tcPr>
-            <w:tcW w:w="2765" w:type="dxa"/>
-          </w:tcPr>
-          <w:p>
-            <w:pPr>
-              <w:rPr>
-                <w:rFonts w:hint="eastAsia"/>
-              </w:rPr>
-            </w:pPr>
-            <w:r>
-              <w:rPr>
-                <w:rFonts w:hint="eastAsia"/>
-              </w:rPr>
-              <w:t>Varchar(50)</w:t>
+              <w:t>table_suffix</w:t>
+            </w:r>
+          </w:p>
+        </w:tc>
+        <w:tc>
+          <w:tcPr>
+            <w:tcW w:w="2765" w:type="dxa"/>
+          </w:tcPr>
+          <w:p>
+            <w:pPr>
+              <w:rPr>
+                <w:rFonts w:hint="eastAsia"/>
+              </w:rPr>
+            </w:pPr>
+            <w:r>
+              <w:rPr>
+                <w:rFonts w:hint="eastAsia"/>
+              </w:rPr>
+              <w:t>varchar(50)</w:t>
             </w:r>
           </w:p>
         </w:tc>
@@ -682,7 +594,7 @@
               <w:rPr>
                 <w:rFonts w:hint="eastAsia"/>
               </w:rPr>
-              <w:t>结束分表名</w:t>
+              <w:t>分表后缀</w:t>
             </w:r>
           </w:p>
         </w:tc>
@@ -702,7 +614,7 @@
               <w:rPr>
                 <w:rFonts w:hint="eastAsia"/>
               </w:rPr>
-              <w:t>beg_id</w:t>
+              <w:t>last_data_id</w:t>
             </w:r>
           </w:p>
         </w:tc>
@@ -738,7 +650,7 @@
               <w:rPr>
                 <w:rFonts w:hint="eastAsia"/>
               </w:rPr>
-              <w:t>第一个数据id</w:t>
+              <w:t>执行到哪个id</w:t>
             </w:r>
           </w:p>
         </w:tc>
@@ -758,25 +670,25 @@
               <w:rPr>
                 <w:rFonts w:hint="eastAsia"/>
               </w:rPr>
-              <w:t>last_id</w:t>
-            </w:r>
-          </w:p>
-        </w:tc>
-        <w:tc>
-          <w:tcPr>
-            <w:tcW w:w="2765" w:type="dxa"/>
-          </w:tcPr>
-          <w:p>
-            <w:pPr>
-              <w:rPr>
-                <w:rFonts w:hint="eastAsia"/>
-              </w:rPr>
-            </w:pPr>
-            <w:r>
-              <w:rPr>
-                <w:rFonts w:hint="eastAsia"/>
-              </w:rPr>
-              <w:t>bigint</w:t>
+              <w:t>migr_cnt</w:t>
+            </w:r>
+          </w:p>
+        </w:tc>
+        <w:tc>
+          <w:tcPr>
+            <w:tcW w:w="2765" w:type="dxa"/>
+          </w:tcPr>
+          <w:p>
+            <w:pPr>
+              <w:rPr>
+                <w:rFonts w:hint="eastAsia"/>
+              </w:rPr>
+            </w:pPr>
+            <w:r>
+              <w:rPr>
+                <w:rFonts w:hint="eastAsia"/>
+              </w:rPr>
+              <w:t>int</w:t>
             </w:r>
           </w:p>
         </w:tc>
@@ -794,7 +706,7 @@
               <w:rPr>
                 <w:rFonts w:hint="eastAsia"/>
               </w:rPr>
-              <w:t>最后一个数据表id</w:t>
+              <w:t>迁移订单数</w:t>
             </w:r>
           </w:p>
         </w:tc>
@@ -814,7 +726,7 @@
               <w:rPr>
                 <w:rFonts w:hint="eastAsia"/>
               </w:rPr>
-              <w:t>migr_cnt</w:t>
+              <w:t>err_cnt</w:t>
             </w:r>
           </w:p>
         </w:tc>
@@ -850,7 +762,7 @@
               <w:rPr>
                 <w:rFonts w:hint="eastAsia"/>
               </w:rPr>
-              <w:t>迁移订单数</w:t>
+              <w:t>错误单据数</w:t>
             </w:r>
           </w:p>
         </w:tc>
@@ -870,7 +782,7 @@
               <w:rPr>
                 <w:rFonts w:hint="eastAsia"/>
               </w:rPr>
-              <w:t>err_cnt</w:t>
+              <w:t>audit_cnt</w:t>
             </w:r>
           </w:p>
         </w:tc>
@@ -906,7 +818,7 @@
               <w:rPr>
                 <w:rFonts w:hint="eastAsia"/>
               </w:rPr>
-              <w:t>错误单据数</w:t>
+              <w:t>稽核单据数</w:t>
             </w:r>
           </w:p>
         </w:tc>
@@ -926,7 +838,7 @@
               <w:rPr>
                 <w:rFonts w:hint="eastAsia"/>
               </w:rPr>
-              <w:t>audit_cnt</w:t>
+              <w:t>version</w:t>
             </w:r>
           </w:p>
         </w:tc>
@@ -962,128 +874,59 @@
               <w:rPr>
                 <w:rFonts w:hint="eastAsia"/>
               </w:rPr>
-              <w:t>稽核单据数</w:t>
+              <w:t>乐观锁</w:t>
             </w:r>
           </w:p>
         </w:tc>
       </w:tr>
     </w:tbl>
     <w:p>
-      <w:pPr>
-        <w:rPr>
-          <w:rFonts w:hint="eastAsia"/>
-        </w:rPr>
-      </w:pPr>
-      <w:r>
-        <w:t>CREATE TABLE `t_migr_day_record` (</w:t>
-      </w:r>
-    </w:p>
-    <w:p>
-      <w:pPr>
-        <w:rPr>
-          <w:rFonts w:hint="eastAsia"/>
-        </w:rPr>
-      </w:pPr>
+      <w:r>
+        <w:t>CREATE TABLE `t_migr_db_progress` (</w:t>
+      </w:r>
+    </w:p>
+    <w:p>
       <w:r>
         <w:t xml:space="preserve">  `id` bigint NOT NULL AUTO_INCREMENT COMMENT '主键',</w:t>
       </w:r>
     </w:p>
     <w:p>
-      <w:pPr>
-        <w:rPr>
-          <w:rFonts w:hint="eastAsia"/>
-        </w:rPr>
-      </w:pPr>
-      <w:r>
-        <w:t xml:space="preserve">  `excute_date` char(8) NOT NULL COMMENT '日期，格式如 YYYYMMDD',</w:t>
-      </w:r>
-    </w:p>
-    <w:p>
-      <w:pPr>
-        <w:rPr>
-          <w:rFonts w:hint="eastAsia"/>
-        </w:rPr>
-      </w:pPr>
-      <w:r>
-        <w:t xml:space="preserve">  `pod_name` varchar(50) NOT NULL COMMENT '节点名',</w:t>
-      </w:r>
-    </w:p>
-    <w:p>
-      <w:pPr>
-        <w:rPr>
-          <w:rFonts w:hint="eastAsia"/>
-        </w:rPr>
-      </w:pPr>
-      <w:r>
-        <w:t xml:space="preserve">  `db_name` varchar(50) NOT NULL COMMENT '主表分库名称',</w:t>
-      </w:r>
-    </w:p>
-    <w:p>
-      <w:pPr>
-        <w:rPr>
-          <w:rFonts w:hint="eastAsia"/>
-        </w:rPr>
-      </w:pPr>
-      <w:r>
-        <w:t xml:space="preserve">  `tb_name_beg` varchar(50) NOT NULL COMMENT '起点分表名',</w:t>
-      </w:r>
-    </w:p>
-    <w:p>
-      <w:pPr>
-        <w:rPr>
-          <w:rFonts w:hint="eastAsia"/>
-        </w:rPr>
-      </w:pPr>
-      <w:r>
-        <w:t xml:space="preserve">  `tb_name_end` varchar(50) NOT NULL COMMENT '结束分表名',</w:t>
-      </w:r>
-    </w:p>
-    <w:p>
-      <w:pPr>
-        <w:rPr>
-          <w:rFonts w:hint="eastAsia"/>
-        </w:rPr>
-      </w:pPr>
-      <w:r>
-        <w:t xml:space="preserve">  `beg_id` bigint NOT NULL DEFAULT 0 COMMENT '第一个数据id',</w:t>
-      </w:r>
-    </w:p>
-    <w:p>
-      <w:pPr>
-        <w:rPr>
-          <w:rFonts w:hint="eastAsia"/>
-        </w:rPr>
-      </w:pPr>
-      <w:r>
-        <w:t xml:space="preserve">  `last_id` bigint NOT NULL DEFAULT 0 COMMENT '最后一个数据表id',</w:t>
-      </w:r>
-    </w:p>
-    <w:p>
-      <w:pPr>
-        <w:rPr>
-          <w:rFonts w:hint="eastAsia"/>
-        </w:rPr>
-      </w:pPr>
+      <w:r>
+        <w:t xml:space="preserve">  `db_name` varchar(50) NOT NULL COMMENT '分库名称',</w:t>
+      </w:r>
+    </w:p>
+    <w:p>
+      <w:r>
+        <w:lastRenderedPageBreak/>
+        <w:t xml:space="preserve">  `order_idx` int NOT NULL DEFAULT 0 COMMENT '排序号，控制分库迁移优先级',</w:t>
+      </w:r>
+    </w:p>
+    <w:p>
+      <w:r>
+        <w:t xml:space="preserve">  `status` tinyint NOT NULL DEFAULT 1 COMMENT '状态：1空闲，2完成，3抢占',</w:t>
+      </w:r>
+    </w:p>
+    <w:p>
+      <w:r>
+        <w:t xml:space="preserve">  `occupy_pod_name` varchar(50) DEFAULT NULL COMMENT '抢占pod的名字',</w:t>
+      </w:r>
+    </w:p>
+    <w:p>
+      <w:r>
+        <w:t xml:space="preserve">  `table_suffix` varchar(50) DEFAULT NULL COMMENT '分表后缀',</w:t>
+      </w:r>
+    </w:p>
+    <w:p>
       <w:r>
         <w:t xml:space="preserve">  `migr_cnt` int NOT NULL DEFAULT 0 COMMENT '迁移订单数',</w:t>
       </w:r>
     </w:p>
     <w:p>
-      <w:pPr>
-        <w:rPr>
-          <w:rFonts w:hint="eastAsia"/>
-        </w:rPr>
-      </w:pPr>
       <w:r>
         <w:t xml:space="preserve">  `err_cnt` int NOT NULL DEFAULT 0 COMMENT '错误单据数',</w:t>
       </w:r>
     </w:p>
     <w:p>
-      <w:pPr>
-        <w:rPr>
-          <w:rFonts w:hint="eastAsia"/>
-        </w:rPr>
-      </w:pPr>
       <w:r>
         <w:t xml:space="preserve">  `audit_cnt` int NOT NULL DEFAULT 0 COMMENT '稽核单据数',</w:t>
       </w:r>
@@ -1095,88 +938,55 @@
         </w:rPr>
       </w:pPr>
       <w:r>
+        <w:rPr>
+          <w:rFonts w:hint="eastAsia"/>
+        </w:rPr>
+        <w:t xml:space="preserve">  `version` int NOT NULL DEFAULT 0 </w:t>
+      </w:r>
+      <w:r>
+        <w:t>COMMENT '</w:t>
+      </w:r>
+      <w:r>
+        <w:rPr>
+          <w:rFonts w:hint="eastAsia"/>
+        </w:rPr>
+        <w:t>乐观锁</w:t>
+      </w:r>
+      <w:r>
+        <w:t>',</w:t>
+      </w:r>
+    </w:p>
+    <w:p>
+      <w:r>
         <w:t xml:space="preserve">  PRIMARY KEY (`id`),</w:t>
       </w:r>
     </w:p>
     <w:p>
-      <w:pPr>
-        <w:rPr>
-          <w:rFonts w:hint="eastAsia"/>
-        </w:rPr>
-      </w:pPr>
-      <w:r>
-        <w:t xml:space="preserve">  -- 唯一约束：同一天 + 同一分库 + 同一节点，只允许一条记录，保证幂等</w:t>
-      </w:r>
-    </w:p>
-    <w:p>
-      <w:pPr>
-        <w:rPr>
-          <w:rFonts w:hint="eastAsia"/>
-        </w:rPr>
-      </w:pPr>
-      <w:r>
-        <w:t xml:space="preserve">  UNIQUE KEY `uk_date_pod` (`excute_date`, `pod_name`),</w:t>
-      </w:r>
-    </w:p>
-    <w:p>
-      <w:pPr>
-        <w:rPr>
-          <w:rFonts w:hint="eastAsia"/>
-        </w:rPr>
-      </w:pPr>
-      <w:r>
-        <w:t xml:space="preserve">  -- 普通索引：按日期快速查询每日执行情况</w:t>
-      </w:r>
-    </w:p>
-    <w:p>
-      <w:pPr>
-        <w:rPr>
-          <w:rFonts w:hint="eastAsia"/>
-        </w:rPr>
-      </w:pPr>
-      <w:r>
-        <w:t xml:space="preserve">  KEY `idx_excute_date` (`excute_date`),</w:t>
-      </w:r>
-    </w:p>
-    <w:p>
-      <w:pPr>
-        <w:rPr>
-          <w:rFonts w:hint="eastAsia"/>
-        </w:rPr>
-      </w:pPr>
-      <w:r>
-        <w:t xml:space="preserve">  -- 普通索引：按分库维度统计迁移进度</w:t>
-      </w:r>
-    </w:p>
-    <w:p>
-      <w:pPr>
-        <w:rPr>
-          <w:rFonts w:hint="eastAsia"/>
-        </w:rPr>
-      </w:pPr>
-      <w:r>
-        <w:t xml:space="preserve">  KEY `idx_db_name` (`db_name`)</w:t>
-      </w:r>
-    </w:p>
-    <w:p>
-      <w:pPr>
-        <w:rPr>
-          <w:rFonts w:hint="eastAsia"/>
-        </w:rPr>
-      </w:pPr>
+      <w:r>
+        <w:t xml:space="preserve">  -- 唯一约束：每个分库只允许一条进度记录</w:t>
+      </w:r>
+    </w:p>
+    <w:p>
+      <w:r>
+        <w:t xml:space="preserve">  UNIQUE KEY `uk_db_name` (`db_name`)</w:t>
+      </w:r>
+    </w:p>
+    <w:p>
       <w:r>
         <w:t xml:space="preserve">) ENGINE=InnoDB DEFAULT CHARSET=utf8mb4 COLLATE=utf8mb4_general_ci </w:t>
       </w:r>
     </w:p>
     <w:p>
-      <w:pPr>
-        <w:rPr>
-          <w:rFonts w:hint="eastAsia"/>
-        </w:rPr>
-      </w:pPr>
-      <w:r>
-        <w:t>COMMENT='迁移天执行记录表：记录每个工作pod执行到的分表及最后分发的数据id';</w:t>
-      </w:r>
+      <w:r>
+        <w:t>COMMENT='分库迁移进度表：分布式调度，记录每个分库的迁移状态与抢占关系';</w:t>
+      </w:r>
+    </w:p>
+    <w:p>
+      <w:pPr>
+        <w:rPr>
+          <w:rFonts w:hint="eastAsia"/>
+        </w:rPr>
+      </w:pPr>
     </w:p>
     <w:p>
       <w:pPr>
@@ -1200,40 +1010,33 @@
         <w:rPr>
           <w:rFonts w:hint="eastAsia"/>
         </w:rPr>
-        <w:lastRenderedPageBreak/>
-        <w:t>批次记录</w:t>
-      </w:r>
-    </w:p>
-    <w:p>
-      <w:pPr>
-        <w:rPr>
-          <w:rFonts w:hint="eastAsia"/>
-        </w:rPr>
-      </w:pPr>
-      <w:r>
-        <w:rPr>
-          <w:rFonts w:hint="eastAsia"/>
-        </w:rPr>
-        <w:t>用游标方式，每次查出10000条数据形成一个处理批次。记录worker-name，分表name，启示id，结束id，</w:t>
-      </w:r>
-      <w:r>
-        <w:rPr>
-          <w:rFonts w:hint="eastAsia"/>
-        </w:rPr>
-        <w:t>开始执行时间，结束执行时间，批次执行状态。</w:t>
-      </w:r>
-    </w:p>
-    <w:p>
-      <w:pPr>
-        <w:rPr>
-          <w:rFonts w:hint="eastAsia"/>
-        </w:rPr>
-      </w:pPr>
-      <w:r>
-        <w:rPr>
-          <w:rFonts w:hint="eastAsia"/>
-        </w:rPr>
-        <w:t>t_migr_batch_record</w:t>
+        <w:t>天执行记录</w:t>
+      </w:r>
+    </w:p>
+    <w:p>
+      <w:pPr>
+        <w:rPr>
+          <w:rFonts w:hint="eastAsia"/>
+        </w:rPr>
+      </w:pPr>
+      <w:r>
+        <w:rPr>
+          <w:rFonts w:hint="eastAsia"/>
+        </w:rPr>
+        <w:t>记录每个工作pod，执行到哪个分表，以及分发到的最后一个数据id。方便第二天继续执行。</w:t>
+      </w:r>
+    </w:p>
+    <w:p>
+      <w:pPr>
+        <w:rPr>
+          <w:rFonts w:hint="eastAsia"/>
+        </w:rPr>
+      </w:pPr>
+      <w:r>
+        <w:rPr>
+          <w:rFonts w:hint="eastAsia"/>
+        </w:rPr>
+        <w:t>t_migr_day_record</w:t>
       </w:r>
     </w:p>
     <w:tbl>
@@ -1318,7 +1121,13 @@
               <w:rPr>
                 <w:rFonts w:hint="eastAsia"/>
               </w:rPr>
-              <w:t>id</w:t>
+              <w:t>i</w:t>
+            </w:r>
+            <w:r>
+              <w:rPr>
+                <w:rFonts w:hint="eastAsia"/>
+              </w:rPr>
+              <w:t>d</w:t>
             </w:r>
           </w:p>
         </w:tc>
@@ -1374,25 +1183,31 @@
               <w:rPr>
                 <w:rFonts w:hint="eastAsia"/>
               </w:rPr>
-              <w:t>day_record_id</w:t>
-            </w:r>
-          </w:p>
-        </w:tc>
-        <w:tc>
-          <w:tcPr>
-            <w:tcW w:w="2765" w:type="dxa"/>
-          </w:tcPr>
-          <w:p>
-            <w:pPr>
-              <w:rPr>
-                <w:rFonts w:hint="eastAsia"/>
-              </w:rPr>
-            </w:pPr>
-            <w:r>
-              <w:rPr>
-                <w:rFonts w:hint="eastAsia"/>
-              </w:rPr>
-              <w:t>bigint</w:t>
+              <w:t>excute</w:t>
+            </w:r>
+            <w:r>
+              <w:rPr>
+                <w:rFonts w:hint="eastAsia"/>
+              </w:rPr>
+              <w:t>_date</w:t>
+            </w:r>
+          </w:p>
+        </w:tc>
+        <w:tc>
+          <w:tcPr>
+            <w:tcW w:w="2765" w:type="dxa"/>
+          </w:tcPr>
+          <w:p>
+            <w:pPr>
+              <w:rPr>
+                <w:rFonts w:hint="eastAsia"/>
+              </w:rPr>
+            </w:pPr>
+            <w:r>
+              <w:rPr>
+                <w:rFonts w:hint="eastAsia"/>
+              </w:rPr>
+              <w:t>char(8)</w:t>
             </w:r>
           </w:p>
         </w:tc>
@@ -1410,7 +1225,7 @@
               <w:rPr>
                 <w:rFonts w:hint="eastAsia"/>
               </w:rPr>
-              <w:t>天记录表id</w:t>
+              <w:t>日期</w:t>
             </w:r>
           </w:p>
         </w:tc>
@@ -1430,7 +1245,7 @@
               <w:rPr>
                 <w:rFonts w:hint="eastAsia"/>
               </w:rPr>
-              <w:t>tb_name</w:t>
+              <w:t>pod_name</w:t>
             </w:r>
           </w:p>
         </w:tc>
@@ -1466,7 +1281,7 @@
               <w:rPr>
                 <w:rFonts w:hint="eastAsia"/>
               </w:rPr>
-              <w:t>分表名</w:t>
+              <w:t>节点名</w:t>
             </w:r>
           </w:p>
         </w:tc>
@@ -1486,7 +1301,7 @@
               <w:rPr>
                 <w:rFonts w:hint="eastAsia"/>
               </w:rPr>
-              <w:t>worker_name</w:t>
+              <w:t>db_name</w:t>
             </w:r>
           </w:p>
         </w:tc>
@@ -1522,7 +1337,7 @@
               <w:rPr>
                 <w:rFonts w:hint="eastAsia"/>
               </w:rPr>
-              <w:t>执行线程名</w:t>
+              <w:t>主表分库名称</w:t>
             </w:r>
           </w:p>
         </w:tc>
@@ -1542,25 +1357,25 @@
               <w:rPr>
                 <w:rFonts w:hint="eastAsia"/>
               </w:rPr>
-              <w:t>batch_idx</w:t>
-            </w:r>
-          </w:p>
-        </w:tc>
-        <w:tc>
-          <w:tcPr>
-            <w:tcW w:w="2765" w:type="dxa"/>
-          </w:tcPr>
-          <w:p>
-            <w:pPr>
-              <w:rPr>
-                <w:rFonts w:hint="eastAsia"/>
-              </w:rPr>
-            </w:pPr>
-            <w:r>
-              <w:rPr>
-                <w:rFonts w:hint="eastAsia"/>
-              </w:rPr>
-              <w:t>int</w:t>
+              <w:t>db_record_id</w:t>
+            </w:r>
+          </w:p>
+        </w:tc>
+        <w:tc>
+          <w:tcPr>
+            <w:tcW w:w="2765" w:type="dxa"/>
+          </w:tcPr>
+          <w:p>
+            <w:pPr>
+              <w:rPr>
+                <w:rFonts w:hint="eastAsia"/>
+              </w:rPr>
+            </w:pPr>
+            <w:r>
+              <w:rPr>
+                <w:rFonts w:hint="eastAsia"/>
+              </w:rPr>
+              <w:t>bigint</w:t>
             </w:r>
           </w:p>
         </w:tc>
@@ -1578,7 +1393,7 @@
               <w:rPr>
                 <w:rFonts w:hint="eastAsia"/>
               </w:rPr>
-              <w:t>分表下的第几个批次</w:t>
+              <w:t>数据库执行记录id</w:t>
             </w:r>
           </w:p>
         </w:tc>
@@ -1598,25 +1413,25 @@
               <w:rPr>
                 <w:rFonts w:hint="eastAsia"/>
               </w:rPr>
-              <w:t>beg_id</w:t>
-            </w:r>
-          </w:p>
-        </w:tc>
-        <w:tc>
-          <w:tcPr>
-            <w:tcW w:w="2765" w:type="dxa"/>
-          </w:tcPr>
-          <w:p>
-            <w:pPr>
-              <w:rPr>
-                <w:rFonts w:hint="eastAsia"/>
-              </w:rPr>
-            </w:pPr>
-            <w:r>
-              <w:rPr>
-                <w:rFonts w:hint="eastAsia"/>
-              </w:rPr>
-              <w:t>bigint</w:t>
+              <w:t>tb_name_beg</w:t>
+            </w:r>
+          </w:p>
+        </w:tc>
+        <w:tc>
+          <w:tcPr>
+            <w:tcW w:w="2765" w:type="dxa"/>
+          </w:tcPr>
+          <w:p>
+            <w:pPr>
+              <w:rPr>
+                <w:rFonts w:hint="eastAsia"/>
+              </w:rPr>
+            </w:pPr>
+            <w:r>
+              <w:rPr>
+                <w:rFonts w:hint="eastAsia"/>
+              </w:rPr>
+              <w:t>Varchar(50)</w:t>
             </w:r>
           </w:p>
         </w:tc>
@@ -1634,7 +1449,7 @@
               <w:rPr>
                 <w:rFonts w:hint="eastAsia"/>
               </w:rPr>
-              <w:t>起始id</w:t>
+              <w:t>起点分表名</w:t>
             </w:r>
           </w:p>
         </w:tc>
@@ -1648,33 +1463,31 @@
             <w:pPr>
               <w:rPr>
                 <w:rFonts w:hint="eastAsia"/>
-                <w:b/>
-                <w:bCs/>
-              </w:rPr>
-            </w:pPr>
-            <w:r>
-              <w:rPr>
-                <w:rFonts w:hint="eastAsia"/>
-              </w:rPr>
-              <w:t>end_id</w:t>
-            </w:r>
-          </w:p>
-        </w:tc>
-        <w:tc>
-          <w:tcPr>
-            <w:tcW w:w="2765" w:type="dxa"/>
-          </w:tcPr>
-          <w:p>
-            <w:pPr>
-              <w:rPr>
-                <w:rFonts w:hint="eastAsia"/>
-              </w:rPr>
-            </w:pPr>
-            <w:r>
-              <w:rPr>
-                <w:rFonts w:hint="eastAsia"/>
-              </w:rPr>
-              <w:t>bigint</w:t>
+              </w:rPr>
+            </w:pPr>
+            <w:r>
+              <w:rPr>
+                <w:rFonts w:hint="eastAsia"/>
+              </w:rPr>
+              <w:t>tb_name_end</w:t>
+            </w:r>
+          </w:p>
+        </w:tc>
+        <w:tc>
+          <w:tcPr>
+            <w:tcW w:w="2765" w:type="dxa"/>
+          </w:tcPr>
+          <w:p>
+            <w:pPr>
+              <w:rPr>
+                <w:rFonts w:hint="eastAsia"/>
+              </w:rPr>
+            </w:pPr>
+            <w:r>
+              <w:rPr>
+                <w:rFonts w:hint="eastAsia"/>
+              </w:rPr>
+              <w:t>Varchar(50)</w:t>
             </w:r>
           </w:p>
         </w:tc>
@@ -1692,7 +1505,7 @@
               <w:rPr>
                 <w:rFonts w:hint="eastAsia"/>
               </w:rPr>
-              <w:t>起始结束id</w:t>
+              <w:t>结束分表名</w:t>
             </w:r>
           </w:p>
         </w:tc>
@@ -1712,25 +1525,25 @@
               <w:rPr>
                 <w:rFonts w:hint="eastAsia"/>
               </w:rPr>
-              <w:t>beg_time</w:t>
-            </w:r>
-          </w:p>
-        </w:tc>
-        <w:tc>
-          <w:tcPr>
-            <w:tcW w:w="2765" w:type="dxa"/>
-          </w:tcPr>
-          <w:p>
-            <w:pPr>
-              <w:rPr>
-                <w:rFonts w:hint="eastAsia"/>
-              </w:rPr>
-            </w:pPr>
-            <w:r>
-              <w:rPr>
-                <w:rFonts w:hint="eastAsia"/>
-              </w:rPr>
-              <w:t>date_time</w:t>
+              <w:t>beg_id</w:t>
+            </w:r>
+          </w:p>
+        </w:tc>
+        <w:tc>
+          <w:tcPr>
+            <w:tcW w:w="2765" w:type="dxa"/>
+          </w:tcPr>
+          <w:p>
+            <w:pPr>
+              <w:rPr>
+                <w:rFonts w:hint="eastAsia"/>
+              </w:rPr>
+            </w:pPr>
+            <w:r>
+              <w:rPr>
+                <w:rFonts w:hint="eastAsia"/>
+              </w:rPr>
+              <w:t>bigint</w:t>
             </w:r>
           </w:p>
         </w:tc>
@@ -1748,7 +1561,7 @@
               <w:rPr>
                 <w:rFonts w:hint="eastAsia"/>
               </w:rPr>
-              <w:t>开始时间</w:t>
+              <w:t>第一个数据id</w:t>
             </w:r>
           </w:p>
         </w:tc>
@@ -1768,25 +1581,25 @@
               <w:rPr>
                 <w:rFonts w:hint="eastAsia"/>
               </w:rPr>
-              <w:t>end_time</w:t>
-            </w:r>
-          </w:p>
-        </w:tc>
-        <w:tc>
-          <w:tcPr>
-            <w:tcW w:w="2765" w:type="dxa"/>
-          </w:tcPr>
-          <w:p>
-            <w:pPr>
-              <w:rPr>
-                <w:rFonts w:hint="eastAsia"/>
-              </w:rPr>
-            </w:pPr>
-            <w:r>
-              <w:rPr>
-                <w:rFonts w:hint="eastAsia"/>
-              </w:rPr>
-              <w:t>date_time</w:t>
+              <w:t>last_id</w:t>
+            </w:r>
+          </w:p>
+        </w:tc>
+        <w:tc>
+          <w:tcPr>
+            <w:tcW w:w="2765" w:type="dxa"/>
+          </w:tcPr>
+          <w:p>
+            <w:pPr>
+              <w:rPr>
+                <w:rFonts w:hint="eastAsia"/>
+              </w:rPr>
+            </w:pPr>
+            <w:r>
+              <w:rPr>
+                <w:rFonts w:hint="eastAsia"/>
+              </w:rPr>
+              <w:t>bigint</w:t>
             </w:r>
           </w:p>
         </w:tc>
@@ -1804,7 +1617,7 @@
               <w:rPr>
                 <w:rFonts w:hint="eastAsia"/>
               </w:rPr>
-              <w:t>结束时间</w:t>
+              <w:t>最后一个数据表id</w:t>
             </w:r>
           </w:p>
         </w:tc>
@@ -1824,25 +1637,25 @@
               <w:rPr>
                 <w:rFonts w:hint="eastAsia"/>
               </w:rPr>
-              <w:t>status</w:t>
-            </w:r>
-          </w:p>
-        </w:tc>
-        <w:tc>
-          <w:tcPr>
-            <w:tcW w:w="2765" w:type="dxa"/>
-          </w:tcPr>
-          <w:p>
-            <w:pPr>
-              <w:rPr>
-                <w:rFonts w:hint="eastAsia"/>
-              </w:rPr>
-            </w:pPr>
-            <w:r>
-              <w:rPr>
-                <w:rFonts w:hint="eastAsia"/>
-              </w:rPr>
-              <w:t>tinyint</w:t>
+              <w:t>migr_cnt</w:t>
+            </w:r>
+          </w:p>
+        </w:tc>
+        <w:tc>
+          <w:tcPr>
+            <w:tcW w:w="2765" w:type="dxa"/>
+          </w:tcPr>
+          <w:p>
+            <w:pPr>
+              <w:rPr>
+                <w:rFonts w:hint="eastAsia"/>
+              </w:rPr>
+            </w:pPr>
+            <w:r>
+              <w:rPr>
+                <w:rFonts w:hint="eastAsia"/>
+              </w:rPr>
+              <w:t>int</w:t>
             </w:r>
           </w:p>
         </w:tc>
@@ -1860,7 +1673,7 @@
               <w:rPr>
                 <w:rFonts w:hint="eastAsia"/>
               </w:rPr>
-              <w:t>状态，1执行中，2执行完成，3执行错误，4稽核完成，5稽核失败</w:t>
+              <w:t>迁移订单数</w:t>
             </w:r>
           </w:p>
         </w:tc>
@@ -1880,31 +1693,25 @@
               <w:rPr>
                 <w:rFonts w:hint="eastAsia"/>
               </w:rPr>
-              <w:t>audit_beg</w:t>
-            </w:r>
-            <w:r>
-              <w:rPr>
-                <w:rFonts w:hint="eastAsia"/>
-              </w:rPr>
-              <w:t>_time</w:t>
-            </w:r>
-          </w:p>
-        </w:tc>
-        <w:tc>
-          <w:tcPr>
-            <w:tcW w:w="2765" w:type="dxa"/>
-          </w:tcPr>
-          <w:p>
-            <w:pPr>
-              <w:rPr>
-                <w:rFonts w:hint="eastAsia"/>
-              </w:rPr>
-            </w:pPr>
-            <w:r>
-              <w:rPr>
-                <w:rFonts w:hint="eastAsia"/>
-              </w:rPr>
-              <w:t>date_time</w:t>
+              <w:t>err_cnt</w:t>
+            </w:r>
+          </w:p>
+        </w:tc>
+        <w:tc>
+          <w:tcPr>
+            <w:tcW w:w="2765" w:type="dxa"/>
+          </w:tcPr>
+          <w:p>
+            <w:pPr>
+              <w:rPr>
+                <w:rFonts w:hint="eastAsia"/>
+              </w:rPr>
+            </w:pPr>
+            <w:r>
+              <w:rPr>
+                <w:rFonts w:hint="eastAsia"/>
+              </w:rPr>
+              <w:t>int</w:t>
             </w:r>
           </w:p>
         </w:tc>
@@ -1922,7 +1729,7 @@
               <w:rPr>
                 <w:rFonts w:hint="eastAsia"/>
               </w:rPr>
-              <w:t>稽核时间开始</w:t>
+              <w:t>错误单据数</w:t>
             </w:r>
           </w:p>
         </w:tc>
@@ -1942,242 +1749,7 @@
               <w:rPr>
                 <w:rFonts w:hint="eastAsia"/>
               </w:rPr>
-              <w:t>a</w:t>
-            </w:r>
-            <w:r>
-              <w:rPr>
-                <w:rFonts w:hint="eastAsia"/>
-              </w:rPr>
-              <w:t>udit_end</w:t>
-            </w:r>
-            <w:r>
-              <w:rPr>
-                <w:rFonts w:hint="eastAsia"/>
-              </w:rPr>
-              <w:t>_time</w:t>
-            </w:r>
-          </w:p>
-        </w:tc>
-        <w:tc>
-          <w:tcPr>
-            <w:tcW w:w="2765" w:type="dxa"/>
-          </w:tcPr>
-          <w:p>
-            <w:pPr>
-              <w:rPr>
-                <w:rFonts w:hint="eastAsia"/>
-              </w:rPr>
-            </w:pPr>
-            <w:r>
-              <w:rPr>
-                <w:rFonts w:hint="eastAsia"/>
-              </w:rPr>
-              <w:t>date_time</w:t>
-            </w:r>
-          </w:p>
-        </w:tc>
-        <w:tc>
-          <w:tcPr>
-            <w:tcW w:w="2766" w:type="dxa"/>
-          </w:tcPr>
-          <w:p>
-            <w:pPr>
-              <w:rPr>
-                <w:rFonts w:hint="eastAsia"/>
-              </w:rPr>
-            </w:pPr>
-            <w:r>
-              <w:rPr>
-                <w:rFonts w:hint="eastAsia"/>
-              </w:rPr>
-              <w:t>稽核时间结束</w:t>
-            </w:r>
-          </w:p>
-        </w:tc>
-      </w:tr>
-      <w:tr>
-        <w:tc>
-          <w:tcPr>
-            <w:tcW w:w="2765" w:type="dxa"/>
-          </w:tcPr>
-          <w:p>
-            <w:pPr>
-              <w:rPr>
-                <w:rFonts w:hint="eastAsia"/>
-              </w:rPr>
-            </w:pPr>
-            <w:r>
-              <w:rPr>
-                <w:rFonts w:hint="eastAsia"/>
-              </w:rPr>
-              <w:t>err_msg</w:t>
-            </w:r>
-          </w:p>
-        </w:tc>
-        <w:tc>
-          <w:tcPr>
-            <w:tcW w:w="2765" w:type="dxa"/>
-          </w:tcPr>
-          <w:p>
-            <w:pPr>
-              <w:rPr>
-                <w:rFonts w:hint="eastAsia"/>
-              </w:rPr>
-            </w:pPr>
-            <w:r>
-              <w:rPr>
-                <w:rFonts w:hint="eastAsia"/>
-              </w:rPr>
-              <w:t>Varchar(1024)</w:t>
-            </w:r>
-          </w:p>
-        </w:tc>
-        <w:tc>
-          <w:tcPr>
-            <w:tcW w:w="2766" w:type="dxa"/>
-          </w:tcPr>
-          <w:p>
-            <w:pPr>
-              <w:rPr>
-                <w:rFonts w:hint="eastAsia"/>
-              </w:rPr>
-            </w:pPr>
-            <w:r>
-              <w:rPr>
-                <w:rFonts w:hint="eastAsia"/>
-              </w:rPr>
-              <w:t>错误信息</w:t>
-            </w:r>
-          </w:p>
-        </w:tc>
-      </w:tr>
-      <w:tr>
-        <w:tc>
-          <w:tcPr>
-            <w:tcW w:w="2765" w:type="dxa"/>
-          </w:tcPr>
-          <w:p>
-            <w:pPr>
-              <w:rPr>
-                <w:rFonts w:hint="eastAsia"/>
-              </w:rPr>
-            </w:pPr>
-            <w:r>
-              <w:rPr>
-                <w:rFonts w:hint="eastAsia"/>
-              </w:rPr>
-              <w:t>migr_cnt</w:t>
-            </w:r>
-          </w:p>
-        </w:tc>
-        <w:tc>
-          <w:tcPr>
-            <w:tcW w:w="2765" w:type="dxa"/>
-          </w:tcPr>
-          <w:p>
-            <w:pPr>
-              <w:rPr>
-                <w:rFonts w:hint="eastAsia"/>
-              </w:rPr>
-            </w:pPr>
-            <w:r>
-              <w:rPr>
-                <w:rFonts w:hint="eastAsia"/>
-              </w:rPr>
-              <w:t>int</w:t>
-            </w:r>
-          </w:p>
-        </w:tc>
-        <w:tc>
-          <w:tcPr>
-            <w:tcW w:w="2766" w:type="dxa"/>
-          </w:tcPr>
-          <w:p>
-            <w:pPr>
-              <w:rPr>
-                <w:rFonts w:hint="eastAsia"/>
-              </w:rPr>
-            </w:pPr>
-            <w:r>
-              <w:rPr>
-                <w:rFonts w:hint="eastAsia"/>
-              </w:rPr>
-              <w:t>迁移订单数</w:t>
-            </w:r>
-          </w:p>
-        </w:tc>
-      </w:tr>
-      <w:tr>
-        <w:tc>
-          <w:tcPr>
-            <w:tcW w:w="2765" w:type="dxa"/>
-          </w:tcPr>
-          <w:p>
-            <w:pPr>
-              <w:rPr>
-                <w:rFonts w:hint="eastAsia"/>
-              </w:rPr>
-            </w:pPr>
-            <w:r>
-              <w:rPr>
-                <w:rFonts w:hint="eastAsia"/>
-              </w:rPr>
-              <w:t>err_cnt</w:t>
-            </w:r>
-          </w:p>
-        </w:tc>
-        <w:tc>
-          <w:tcPr>
-            <w:tcW w:w="2765" w:type="dxa"/>
-          </w:tcPr>
-          <w:p>
-            <w:pPr>
-              <w:rPr>
-                <w:rFonts w:hint="eastAsia"/>
-              </w:rPr>
-            </w:pPr>
-            <w:r>
-              <w:rPr>
-                <w:rFonts w:hint="eastAsia"/>
-              </w:rPr>
-              <w:t>int</w:t>
-            </w:r>
-          </w:p>
-        </w:tc>
-        <w:tc>
-          <w:tcPr>
-            <w:tcW w:w="2766" w:type="dxa"/>
-          </w:tcPr>
-          <w:p>
-            <w:pPr>
-              <w:rPr>
-                <w:rFonts w:hint="eastAsia"/>
-              </w:rPr>
-            </w:pPr>
-            <w:r>
-              <w:rPr>
-                <w:rFonts w:hint="eastAsia"/>
-              </w:rPr>
-              <w:t>错误单据数</w:t>
-            </w:r>
-          </w:p>
-        </w:tc>
-      </w:tr>
-      <w:tr>
-        <w:tc>
-          <w:tcPr>
-            <w:tcW w:w="2765" w:type="dxa"/>
-          </w:tcPr>
-          <w:p>
-            <w:pPr>
-              <w:rPr>
-                <w:rFonts w:hint="eastAsia"/>
-              </w:rPr>
-            </w:pPr>
-            <w:r>
-              <w:rPr>
-                <w:rFonts w:hint="eastAsia"/>
-              </w:rPr>
+              <w:lastRenderedPageBreak/>
               <w:t>audit_cnt</w:t>
             </w:r>
           </w:p>
@@ -2227,7 +1799,7 @@
         </w:rPr>
       </w:pPr>
       <w:r>
-        <w:t>CREATE TABLE `t_migr_batch_record` (</w:t>
+        <w:t>CREATE TABLE `t_migr_day_record` (</w:t>
       </w:r>
     </w:p>
     <w:p>
@@ -2247,162 +1819,96 @@
         </w:rPr>
       </w:pPr>
       <w:r>
-        <w:t xml:space="preserve">  `day_record_id` bigint NOT NULL COMMENT '天记录表id，关联 t_migr_day_record.id',</w:t>
-      </w:r>
-    </w:p>
-    <w:p>
-      <w:pPr>
-        <w:rPr>
-          <w:rFonts w:hint="eastAsia"/>
-        </w:rPr>
-      </w:pPr>
-      <w:r>
-        <w:t xml:space="preserve">  `tb_name` varchar(50) NOT NULL COMMENT '分表名',</w:t>
-      </w:r>
-    </w:p>
-    <w:p>
-      <w:pPr>
-        <w:rPr>
-          <w:rFonts w:hint="eastAsia"/>
-        </w:rPr>
-      </w:pPr>
-      <w:r>
-        <w:t xml:space="preserve">  `worker_name` varchar(50) NOT NULL COMMENT '执行线程名',</w:t>
-      </w:r>
-    </w:p>
-    <w:p>
-      <w:pPr>
-        <w:rPr>
-          <w:rFonts w:hint="eastAsia"/>
-        </w:rPr>
-      </w:pPr>
-      <w:r>
-        <w:t xml:space="preserve">  `batch_idx` int NOT NULL COMMENT '分表下的第几个批次',</w:t>
-      </w:r>
-    </w:p>
-    <w:p>
-      <w:pPr>
-        <w:rPr>
-          <w:rFonts w:hint="eastAsia"/>
-        </w:rPr>
-      </w:pPr>
-      <w:r>
-        <w:t xml:space="preserve">  `beg_id` bigint NOT NULL DEFAULT 0 COMMENT '起始id',</w:t>
-      </w:r>
-    </w:p>
-    <w:p>
-      <w:pPr>
-        <w:rPr>
-          <w:rFonts w:hint="eastAsia"/>
-        </w:rPr>
-      </w:pPr>
-      <w:r>
-        <w:t xml:space="preserve">  `end_id` bigint NOT NULL DEFAULT 0 COMMENT '结束id',</w:t>
-      </w:r>
-    </w:p>
-    <w:p>
-      <w:pPr>
-        <w:rPr>
-          <w:rFonts w:hint="eastAsia"/>
-        </w:rPr>
-      </w:pPr>
-      <w:r>
-        <w:t xml:space="preserve">  `beg_time` datetime NOT NULL COMMENT '开始执行时间',</w:t>
-      </w:r>
-    </w:p>
-    <w:p>
-      <w:pPr>
-        <w:rPr>
-          <w:rFonts w:hint="eastAsia"/>
-        </w:rPr>
-      </w:pPr>
-      <w:r>
-        <w:t xml:space="preserve">  `end_time` datetime DEFAULT NULL COMMENT '结束执行时间',</w:t>
-      </w:r>
-    </w:p>
-    <w:p>
-      <w:pPr>
-        <w:ind w:firstLineChars="100" w:firstLine="220"/>
-        <w:rPr>
-          <w:rFonts w:hint="eastAsia"/>
-        </w:rPr>
-      </w:pPr>
-      <w:r>
-        <w:lastRenderedPageBreak/>
-        <w:t>`</w:t>
-      </w:r>
-      <w:r>
-        <w:rPr>
-          <w:rFonts w:hint="eastAsia"/>
-        </w:rPr>
-        <w:t>audit_</w:t>
-      </w:r>
-      <w:r>
-        <w:t>beg_time` datetime DEFAULT NULL COMMENT '</w:t>
-      </w:r>
-      <w:r>
-        <w:rPr>
-          <w:rFonts w:hint="eastAsia"/>
-        </w:rPr>
-        <w:t>稽核</w:t>
-      </w:r>
-      <w:r>
-        <w:t>开始执行时间',</w:t>
-      </w:r>
-    </w:p>
-    <w:p>
-      <w:pPr>
-        <w:rPr>
-          <w:rFonts w:hint="eastAsia"/>
-        </w:rPr>
-      </w:pPr>
-      <w:r>
-        <w:t xml:space="preserve">  `</w:t>
-      </w:r>
-      <w:r>
-        <w:rPr>
-          <w:rFonts w:hint="eastAsia"/>
-        </w:rPr>
-        <w:t>audit_</w:t>
-      </w:r>
-      <w:r>
-        <w:t>end_time` datetime DEFAULT NULL COMMENT '</w:t>
-      </w:r>
-      <w:r>
-        <w:rPr>
-          <w:rFonts w:hint="eastAsia"/>
-        </w:rPr>
-        <w:t>稽核</w:t>
-      </w:r>
-      <w:r>
-        <w:t>结束执行时间',</w:t>
-      </w:r>
-    </w:p>
-    <w:p>
-      <w:pPr>
-        <w:rPr>
-          <w:rFonts w:hint="eastAsia"/>
-        </w:rPr>
-      </w:pPr>
-    </w:p>
-    <w:p>
-      <w:pPr>
-        <w:rPr>
-          <w:rFonts w:hint="eastAsia"/>
-        </w:rPr>
-      </w:pPr>
-      <w:r>
-        <w:t xml:space="preserve">  `status` tinyint NOT NULL COMMENT '状态：1执行中，2执行完成，3执行错误，4稽核完成，5稽核失败',</w:t>
-      </w:r>
-    </w:p>
-    <w:p>
-      <w:pPr>
-        <w:rPr>
-          <w:rFonts w:hint="eastAsia"/>
-        </w:rPr>
-      </w:pPr>
-      <w:r>
-        <w:t xml:space="preserve">  `err_msg` varchar(1024) DEFAULT NULL COMMENT '错误信息',</w:t>
+        <w:t xml:space="preserve">  `excute_date` char(8) NOT NULL COMMENT '日期，格式如 YYYYMMDD',</w:t>
+      </w:r>
+    </w:p>
+    <w:p>
+      <w:pPr>
+        <w:rPr>
+          <w:rFonts w:hint="eastAsia"/>
+        </w:rPr>
+      </w:pPr>
+      <w:r>
+        <w:t xml:space="preserve">  `pod_name` varchar(50) NOT NULL COMMENT '节点名',</w:t>
+      </w:r>
+    </w:p>
+    <w:p>
+      <w:r>
+        <w:t xml:space="preserve">  `db_name` varchar(50) NOT NULL COMMENT '主表分库名称',</w:t>
+      </w:r>
+    </w:p>
+    <w:p>
+      <w:pPr>
+        <w:rPr>
+          <w:rFonts w:hint="eastAsia"/>
+        </w:rPr>
+      </w:pPr>
+      <w:r>
+        <w:rPr>
+          <w:rFonts w:hint="eastAsia"/>
+        </w:rPr>
+        <w:t xml:space="preserve">  </w:t>
+      </w:r>
+      <w:r>
+        <w:t>`db_</w:t>
+      </w:r>
+      <w:r>
+        <w:rPr>
+          <w:rFonts w:hint="eastAsia"/>
+        </w:rPr>
+        <w:t>record_id</w:t>
+      </w:r>
+      <w:r>
+        <w:t>` bigint NOT NULL COMMENT '</w:t>
+      </w:r>
+      <w:r>
+        <w:rPr>
+          <w:rFonts w:hint="eastAsia"/>
+        </w:rPr>
+        <w:t>数据库执行记录id</w:t>
+      </w:r>
+      <w:r>
+        <w:t>',</w:t>
+      </w:r>
+    </w:p>
+    <w:p>
+      <w:pPr>
+        <w:rPr>
+          <w:rFonts w:hint="eastAsia"/>
+        </w:rPr>
+      </w:pPr>
+      <w:r>
+        <w:t xml:space="preserve">  `tb_name_beg` varchar(50) NOT NULL COMMENT '起点分表名',</w:t>
+      </w:r>
+    </w:p>
+    <w:p>
+      <w:pPr>
+        <w:rPr>
+          <w:rFonts w:hint="eastAsia"/>
+        </w:rPr>
+      </w:pPr>
+      <w:r>
+        <w:t xml:space="preserve">  `tb_name_end` varchar(50) NOT NULL COMMENT '结束分表名',</w:t>
+      </w:r>
+    </w:p>
+    <w:p>
+      <w:pPr>
+        <w:rPr>
+          <w:rFonts w:hint="eastAsia"/>
+        </w:rPr>
+      </w:pPr>
+      <w:r>
+        <w:t xml:space="preserve">  `beg_id` bigint NOT NULL DEFAULT 0 COMMENT '第一个数据id',</w:t>
+      </w:r>
+    </w:p>
+    <w:p>
+      <w:pPr>
+        <w:rPr>
+          <w:rFonts w:hint="eastAsia"/>
+        </w:rPr>
+      </w:pPr>
+      <w:r>
+        <w:t xml:space="preserve">  `last_id` bigint NOT NULL DEFAULT 0 COMMENT '最后一个数据表id',</w:t>
       </w:r>
     </w:p>
     <w:p>
@@ -2446,125 +1952,96 @@
       </w:r>
     </w:p>
     <w:p>
-      <w:pPr>
-        <w:rPr>
-          <w:rFonts w:hint="eastAsia"/>
-        </w:rPr>
-      </w:pPr>
-      <w:r>
-        <w:t xml:space="preserve">  -- 唯一约束：同一天记录下，同一分表的同一批次号唯一，避免重复批次</w:t>
-      </w:r>
-    </w:p>
-    <w:p>
-      <w:pPr>
-        <w:rPr>
-          <w:rFonts w:hint="eastAsia"/>
-        </w:rPr>
-      </w:pPr>
-      <w:r>
-        <w:t xml:space="preserve">  UNIQUE KEY `uk_day_tb_batch` (`day_record_id`, `tb_name`, `batch_idx`),</w:t>
-      </w:r>
-    </w:p>
-    <w:p>
-      <w:pPr>
-        <w:rPr>
-          <w:rFonts w:hint="eastAsia"/>
-        </w:rPr>
-      </w:pPr>
-      <w:r>
-        <w:t xml:space="preserve">  -- 普通索引：关联天记录表，加速 JOIN 查询</w:t>
-      </w:r>
-    </w:p>
-    <w:p>
-      <w:pPr>
-        <w:rPr>
-          <w:rFonts w:hint="eastAsia"/>
-        </w:rPr>
-      </w:pPr>
-      <w:r>
-        <w:t xml:space="preserve">  KEY `idx_day_record_id` (`day_record_id`),</w:t>
-      </w:r>
-    </w:p>
-    <w:p>
-      <w:pPr>
-        <w:rPr>
-          <w:rFonts w:hint="eastAsia"/>
-        </w:rPr>
-      </w:pPr>
-      <w:r>
-        <w:t xml:space="preserve">  -- 普通索引：按分表名查询批次执行进度</w:t>
-      </w:r>
-    </w:p>
-    <w:p>
-      <w:pPr>
-        <w:rPr>
-          <w:rFonts w:hint="eastAsia"/>
-        </w:rPr>
-      </w:pPr>
-      <w:r>
-        <w:t xml:space="preserve">  KEY `idx_tb_name` (`tb_name`),</w:t>
-      </w:r>
-    </w:p>
-    <w:p>
-      <w:pPr>
-        <w:rPr>
-          <w:rFonts w:hint="eastAsia"/>
-        </w:rPr>
-      </w:pPr>
-      <w:r>
-        <w:t xml:space="preserve">  -- 普通索引：按线程名查询任务分布与执行情况</w:t>
-      </w:r>
-    </w:p>
-    <w:p>
-      <w:pPr>
-        <w:rPr>
-          <w:rFonts w:hint="eastAsia"/>
-        </w:rPr>
-      </w:pPr>
-      <w:r>
-        <w:t xml:space="preserve">  KEY `idx_worker_name` (`worker_name`),</w:t>
-      </w:r>
-    </w:p>
-    <w:p>
-      <w:pPr>
-        <w:ind w:firstLineChars="100" w:firstLine="220"/>
-        <w:rPr>
-          <w:rFonts w:hint="eastAsia"/>
-        </w:rPr>
-      </w:pPr>
-      <w:r>
-        <w:t xml:space="preserve">-- 普通索引：按状态筛选执行中/失败/已完成的批次 </w:t>
-      </w:r>
-    </w:p>
-    <w:p>
-      <w:pPr>
-        <w:ind w:firstLineChars="100" w:firstLine="220"/>
-        <w:rPr>
-          <w:rFonts w:hint="eastAsia"/>
-        </w:rPr>
-      </w:pPr>
-      <w:r>
-        <w:t>KEY `idx_status` (`status`),</w:t>
-      </w:r>
-    </w:p>
-    <w:p>
-      <w:pPr>
-        <w:rPr>
-          <w:rFonts w:hint="eastAsia"/>
-        </w:rPr>
-      </w:pPr>
-      <w:r>
-        <w:t xml:space="preserve">  -- 普通索引：按时间范围统计批次执行耗时</w:t>
-      </w:r>
-    </w:p>
-    <w:p>
-      <w:pPr>
-        <w:rPr>
-          <w:rFonts w:hint="eastAsia"/>
-        </w:rPr>
-      </w:pPr>
-      <w:r>
-        <w:t xml:space="preserve">  KEY `idx_beg_time` (`beg_time`)</w:t>
+      <w:r>
+        <w:t>-- 唯一约束：同一天 + 同一分库 + 同一节点，只允许一条记录，保证幂等 UNIQUE KEY `uk_date_db_pod` (`excute_date`, `</w:t>
+      </w:r>
+      <w:r>
+        <w:t xml:space="preserve"> </w:t>
+      </w:r>
+      <w:r>
+        <w:t>db_</w:t>
+      </w:r>
+      <w:r>
+        <w:rPr>
+          <w:rFonts w:hint="eastAsia"/>
+        </w:rPr>
+        <w:t>record_id</w:t>
+      </w:r>
+      <w:r>
+        <w:t xml:space="preserve"> </w:t>
+      </w:r>
+      <w:r>
+        <w:t>`, `pod_name`),</w:t>
+      </w:r>
+      <w:r>
+        <w:t xml:space="preserve">  </w:t>
+      </w:r>
+    </w:p>
+    <w:p>
+      <w:pPr>
+        <w:rPr>
+          <w:rFonts w:hint="eastAsia"/>
+        </w:rPr>
+      </w:pPr>
+      <w:r>
+        <w:t>-- 普通索引：按日期快速查询每日执行情况</w:t>
+      </w:r>
+    </w:p>
+    <w:p>
+      <w:pPr>
+        <w:rPr>
+          <w:rFonts w:hint="eastAsia"/>
+        </w:rPr>
+      </w:pPr>
+      <w:r>
+        <w:t xml:space="preserve">  KEY `idx_excute_date` (`excute_date`),</w:t>
+      </w:r>
+    </w:p>
+    <w:p>
+      <w:pPr>
+        <w:rPr>
+          <w:rFonts w:hint="eastAsia"/>
+        </w:rPr>
+      </w:pPr>
+      <w:r>
+        <w:t xml:space="preserve">  -- 普通索引：按分库维度统计迁移进度</w:t>
+      </w:r>
+    </w:p>
+    <w:p>
+      <w:pPr>
+        <w:rPr>
+          <w:rFonts w:hint="eastAsia"/>
+        </w:rPr>
+      </w:pPr>
+      <w:r>
+        <w:t xml:space="preserve">  KEY `idx_db_</w:t>
+      </w:r>
+      <w:r>
+        <w:rPr>
+          <w:rFonts w:hint="eastAsia"/>
+        </w:rPr>
+        <w:t>record_id</w:t>
+      </w:r>
+      <w:r>
+        <w:t xml:space="preserve"> </w:t>
+      </w:r>
+      <w:r>
+        <w:t>` (`</w:t>
+      </w:r>
+      <w:r>
+        <w:t>db_</w:t>
+      </w:r>
+      <w:r>
+        <w:rPr>
+          <w:rFonts w:hint="eastAsia"/>
+        </w:rPr>
+        <w:t>record_id</w:t>
+      </w:r>
+      <w:r>
+        <w:t xml:space="preserve"> </w:t>
+      </w:r>
+      <w:r>
+        <w:t>`)</w:t>
       </w:r>
     </w:p>
     <w:p>
@@ -2584,7 +2061,7 @@
         </w:rPr>
       </w:pPr>
       <w:r>
-        <w:t>COMMENT='迁移批次记录表：游标分批处理的批次执行详情与状态';</w:t>
+        <w:t>COMMENT='迁移天执行记录表：记录每个工作pod执行到的分表及最后分发的数据id';</w:t>
       </w:r>
     </w:p>
     <w:p>
@@ -2609,21 +2086,1969 @@
         <w:rPr>
           <w:rFonts w:hint="eastAsia"/>
         </w:rPr>
+        <w:t>批次记录</w:t>
+      </w:r>
+    </w:p>
+    <w:p>
+      <w:pPr>
+        <w:rPr>
+          <w:rFonts w:hint="eastAsia"/>
+        </w:rPr>
+      </w:pPr>
+      <w:r>
+        <w:rPr>
+          <w:rFonts w:hint="eastAsia"/>
+        </w:rPr>
+        <w:t>用游标方式，每次查出10000条数据形成一个处理批次。记录worker-name，分表name，启示id，结束id，</w:t>
+      </w:r>
+      <w:r>
+        <w:rPr>
+          <w:rFonts w:hint="eastAsia"/>
+        </w:rPr>
+        <w:t>开始执行时间，结束执行时间，批次执行状态。</w:t>
+      </w:r>
+    </w:p>
+    <w:p>
+      <w:pPr>
+        <w:rPr>
+          <w:rFonts w:hint="eastAsia"/>
+        </w:rPr>
+      </w:pPr>
+      <w:r>
+        <w:rPr>
+          <w:rFonts w:hint="eastAsia"/>
+        </w:rPr>
+        <w:lastRenderedPageBreak/>
+        <w:t>t_migr_batch_record</w:t>
+      </w:r>
+    </w:p>
+    <w:tbl>
+      <w:tblPr>
+        <w:tblStyle w:val="af2"/>
+        <w:tblW w:w="0" w:type="auto"/>
+        <w:tblLook w:val="04A0" w:firstRow="1" w:lastRow="0" w:firstColumn="1" w:lastColumn="0" w:noHBand="0" w:noVBand="1"/>
+      </w:tblPr>
+      <w:tblGrid>
+        <w:gridCol w:w="2765"/>
+        <w:gridCol w:w="2765"/>
+        <w:gridCol w:w="2766"/>
+      </w:tblGrid>
+      <w:tr>
+        <w:tc>
+          <w:tcPr>
+            <w:tcW w:w="2765" w:type="dxa"/>
+          </w:tcPr>
+          <w:p>
+            <w:pPr>
+              <w:rPr>
+                <w:rFonts w:hint="eastAsia"/>
+              </w:rPr>
+            </w:pPr>
+            <w:r>
+              <w:rPr>
+                <w:rFonts w:hint="eastAsia"/>
+              </w:rPr>
+              <w:t>字段</w:t>
+            </w:r>
+          </w:p>
+        </w:tc>
+        <w:tc>
+          <w:tcPr>
+            <w:tcW w:w="2765" w:type="dxa"/>
+          </w:tcPr>
+          <w:p>
+            <w:pPr>
+              <w:rPr>
+                <w:rFonts w:hint="eastAsia"/>
+              </w:rPr>
+            </w:pPr>
+            <w:r>
+              <w:rPr>
+                <w:rFonts w:hint="eastAsia"/>
+              </w:rPr>
+              <w:t>数据类型</w:t>
+            </w:r>
+          </w:p>
+        </w:tc>
+        <w:tc>
+          <w:tcPr>
+            <w:tcW w:w="2766" w:type="dxa"/>
+          </w:tcPr>
+          <w:p>
+            <w:pPr>
+              <w:rPr>
+                <w:rFonts w:hint="eastAsia"/>
+              </w:rPr>
+            </w:pPr>
+            <w:r>
+              <w:rPr>
+                <w:rFonts w:hint="eastAsia"/>
+              </w:rPr>
+              <w:t>名称/描述</w:t>
+            </w:r>
+          </w:p>
+        </w:tc>
+      </w:tr>
+      <w:tr>
+        <w:tc>
+          <w:tcPr>
+            <w:tcW w:w="2765" w:type="dxa"/>
+          </w:tcPr>
+          <w:p>
+            <w:pPr>
+              <w:rPr>
+                <w:rFonts w:hint="eastAsia"/>
+              </w:rPr>
+            </w:pPr>
+            <w:r>
+              <w:rPr>
+                <w:rFonts w:hint="eastAsia"/>
+              </w:rPr>
+              <w:t>id</w:t>
+            </w:r>
+          </w:p>
+        </w:tc>
+        <w:tc>
+          <w:tcPr>
+            <w:tcW w:w="2765" w:type="dxa"/>
+          </w:tcPr>
+          <w:p>
+            <w:pPr>
+              <w:rPr>
+                <w:rFonts w:hint="eastAsia"/>
+              </w:rPr>
+            </w:pPr>
+            <w:r>
+              <w:rPr>
+                <w:rFonts w:hint="eastAsia"/>
+              </w:rPr>
+              <w:t>bigint</w:t>
+            </w:r>
+          </w:p>
+        </w:tc>
+        <w:tc>
+          <w:tcPr>
+            <w:tcW w:w="2766" w:type="dxa"/>
+          </w:tcPr>
+          <w:p>
+            <w:pPr>
+              <w:rPr>
+                <w:rFonts w:hint="eastAsia"/>
+              </w:rPr>
+            </w:pPr>
+            <w:r>
+              <w:rPr>
+                <w:rFonts w:hint="eastAsia"/>
+              </w:rPr>
+              <w:t>主键</w:t>
+            </w:r>
+          </w:p>
+        </w:tc>
+      </w:tr>
+      <w:tr>
+        <w:tc>
+          <w:tcPr>
+            <w:tcW w:w="2765" w:type="dxa"/>
+          </w:tcPr>
+          <w:p>
+            <w:pPr>
+              <w:rPr>
+                <w:rFonts w:hint="eastAsia"/>
+              </w:rPr>
+            </w:pPr>
+            <w:r>
+              <w:rPr>
+                <w:rFonts w:hint="eastAsia"/>
+              </w:rPr>
+              <w:t>day_record_id</w:t>
+            </w:r>
+          </w:p>
+        </w:tc>
+        <w:tc>
+          <w:tcPr>
+            <w:tcW w:w="2765" w:type="dxa"/>
+          </w:tcPr>
+          <w:p>
+            <w:pPr>
+              <w:rPr>
+                <w:rFonts w:hint="eastAsia"/>
+              </w:rPr>
+            </w:pPr>
+            <w:r>
+              <w:rPr>
+                <w:rFonts w:hint="eastAsia"/>
+              </w:rPr>
+              <w:t>bigint</w:t>
+            </w:r>
+          </w:p>
+        </w:tc>
+        <w:tc>
+          <w:tcPr>
+            <w:tcW w:w="2766" w:type="dxa"/>
+          </w:tcPr>
+          <w:p>
+            <w:pPr>
+              <w:rPr>
+                <w:rFonts w:hint="eastAsia"/>
+              </w:rPr>
+            </w:pPr>
+            <w:r>
+              <w:rPr>
+                <w:rFonts w:hint="eastAsia"/>
+              </w:rPr>
+              <w:t>天记录表id</w:t>
+            </w:r>
+          </w:p>
+        </w:tc>
+      </w:tr>
+      <w:tr>
+        <w:tc>
+          <w:tcPr>
+            <w:tcW w:w="2765" w:type="dxa"/>
+          </w:tcPr>
+          <w:p>
+            <w:pPr>
+              <w:rPr>
+                <w:rFonts w:hint="eastAsia"/>
+              </w:rPr>
+            </w:pPr>
+            <w:r>
+              <w:rPr>
+                <w:rFonts w:hint="eastAsia"/>
+              </w:rPr>
+              <w:t>tb_name</w:t>
+            </w:r>
+          </w:p>
+        </w:tc>
+        <w:tc>
+          <w:tcPr>
+            <w:tcW w:w="2765" w:type="dxa"/>
+          </w:tcPr>
+          <w:p>
+            <w:pPr>
+              <w:rPr>
+                <w:rFonts w:hint="eastAsia"/>
+              </w:rPr>
+            </w:pPr>
+            <w:r>
+              <w:rPr>
+                <w:rFonts w:hint="eastAsia"/>
+              </w:rPr>
+              <w:t>Varchar(50)</w:t>
+            </w:r>
+          </w:p>
+        </w:tc>
+        <w:tc>
+          <w:tcPr>
+            <w:tcW w:w="2766" w:type="dxa"/>
+          </w:tcPr>
+          <w:p>
+            <w:pPr>
+              <w:rPr>
+                <w:rFonts w:hint="eastAsia"/>
+              </w:rPr>
+            </w:pPr>
+            <w:r>
+              <w:rPr>
+                <w:rFonts w:hint="eastAsia"/>
+              </w:rPr>
+              <w:t>分表名</w:t>
+            </w:r>
+          </w:p>
+        </w:tc>
+      </w:tr>
+      <w:tr>
+        <w:tc>
+          <w:tcPr>
+            <w:tcW w:w="2765" w:type="dxa"/>
+          </w:tcPr>
+          <w:p>
+            <w:pPr>
+              <w:rPr>
+                <w:rFonts w:hint="eastAsia"/>
+              </w:rPr>
+            </w:pPr>
+            <w:r>
+              <w:rPr>
+                <w:rFonts w:hint="eastAsia"/>
+              </w:rPr>
+              <w:t>worker_name</w:t>
+            </w:r>
+          </w:p>
+        </w:tc>
+        <w:tc>
+          <w:tcPr>
+            <w:tcW w:w="2765" w:type="dxa"/>
+          </w:tcPr>
+          <w:p>
+            <w:pPr>
+              <w:rPr>
+                <w:rFonts w:hint="eastAsia"/>
+              </w:rPr>
+            </w:pPr>
+            <w:r>
+              <w:rPr>
+                <w:rFonts w:hint="eastAsia"/>
+              </w:rPr>
+              <w:t>Varchar(50)</w:t>
+            </w:r>
+          </w:p>
+        </w:tc>
+        <w:tc>
+          <w:tcPr>
+            <w:tcW w:w="2766" w:type="dxa"/>
+          </w:tcPr>
+          <w:p>
+            <w:pPr>
+              <w:rPr>
+                <w:rFonts w:hint="eastAsia"/>
+              </w:rPr>
+            </w:pPr>
+            <w:r>
+              <w:rPr>
+                <w:rFonts w:hint="eastAsia"/>
+              </w:rPr>
+              <w:t>执行线程名</w:t>
+            </w:r>
+          </w:p>
+        </w:tc>
+      </w:tr>
+      <w:tr>
+        <w:tc>
+          <w:tcPr>
+            <w:tcW w:w="2765" w:type="dxa"/>
+          </w:tcPr>
+          <w:p>
+            <w:pPr>
+              <w:rPr>
+                <w:rFonts w:hint="eastAsia"/>
+              </w:rPr>
+            </w:pPr>
+            <w:r>
+              <w:rPr>
+                <w:rFonts w:hint="eastAsia"/>
+              </w:rPr>
+              <w:t>batch_idx</w:t>
+            </w:r>
+          </w:p>
+        </w:tc>
+        <w:tc>
+          <w:tcPr>
+            <w:tcW w:w="2765" w:type="dxa"/>
+          </w:tcPr>
+          <w:p>
+            <w:pPr>
+              <w:rPr>
+                <w:rFonts w:hint="eastAsia"/>
+              </w:rPr>
+            </w:pPr>
+            <w:r>
+              <w:rPr>
+                <w:rFonts w:hint="eastAsia"/>
+              </w:rPr>
+              <w:t>int</w:t>
+            </w:r>
+          </w:p>
+        </w:tc>
+        <w:tc>
+          <w:tcPr>
+            <w:tcW w:w="2766" w:type="dxa"/>
+          </w:tcPr>
+          <w:p>
+            <w:pPr>
+              <w:rPr>
+                <w:rFonts w:hint="eastAsia"/>
+              </w:rPr>
+            </w:pPr>
+            <w:r>
+              <w:rPr>
+                <w:rFonts w:hint="eastAsia"/>
+              </w:rPr>
+              <w:t>分表下的第几个批次</w:t>
+            </w:r>
+          </w:p>
+        </w:tc>
+      </w:tr>
+      <w:tr>
+        <w:tc>
+          <w:tcPr>
+            <w:tcW w:w="2765" w:type="dxa"/>
+          </w:tcPr>
+          <w:p>
+            <w:pPr>
+              <w:rPr>
+                <w:rFonts w:hint="eastAsia"/>
+              </w:rPr>
+            </w:pPr>
+            <w:r>
+              <w:rPr>
+                <w:rFonts w:hint="eastAsia"/>
+              </w:rPr>
+              <w:t>beg_id</w:t>
+            </w:r>
+          </w:p>
+        </w:tc>
+        <w:tc>
+          <w:tcPr>
+            <w:tcW w:w="2765" w:type="dxa"/>
+          </w:tcPr>
+          <w:p>
+            <w:pPr>
+              <w:rPr>
+                <w:rFonts w:hint="eastAsia"/>
+              </w:rPr>
+            </w:pPr>
+            <w:r>
+              <w:rPr>
+                <w:rFonts w:hint="eastAsia"/>
+              </w:rPr>
+              <w:t>bigint</w:t>
+            </w:r>
+          </w:p>
+        </w:tc>
+        <w:tc>
+          <w:tcPr>
+            <w:tcW w:w="2766" w:type="dxa"/>
+          </w:tcPr>
+          <w:p>
+            <w:pPr>
+              <w:rPr>
+                <w:rFonts w:hint="eastAsia"/>
+              </w:rPr>
+            </w:pPr>
+            <w:r>
+              <w:rPr>
+                <w:rFonts w:hint="eastAsia"/>
+              </w:rPr>
+              <w:t>起始id</w:t>
+            </w:r>
+          </w:p>
+        </w:tc>
+      </w:tr>
+      <w:tr>
+        <w:tc>
+          <w:tcPr>
+            <w:tcW w:w="2765" w:type="dxa"/>
+          </w:tcPr>
+          <w:p>
+            <w:pPr>
+              <w:rPr>
+                <w:rFonts w:hint="eastAsia"/>
+                <w:b/>
+                <w:bCs/>
+              </w:rPr>
+            </w:pPr>
+            <w:r>
+              <w:rPr>
+                <w:rFonts w:hint="eastAsia"/>
+              </w:rPr>
+              <w:t>end_id</w:t>
+            </w:r>
+          </w:p>
+        </w:tc>
+        <w:tc>
+          <w:tcPr>
+            <w:tcW w:w="2765" w:type="dxa"/>
+          </w:tcPr>
+          <w:p>
+            <w:pPr>
+              <w:rPr>
+                <w:rFonts w:hint="eastAsia"/>
+              </w:rPr>
+            </w:pPr>
+            <w:r>
+              <w:rPr>
+                <w:rFonts w:hint="eastAsia"/>
+              </w:rPr>
+              <w:t>bigint</w:t>
+            </w:r>
+          </w:p>
+        </w:tc>
+        <w:tc>
+          <w:tcPr>
+            <w:tcW w:w="2766" w:type="dxa"/>
+          </w:tcPr>
+          <w:p>
+            <w:pPr>
+              <w:rPr>
+                <w:rFonts w:hint="eastAsia"/>
+              </w:rPr>
+            </w:pPr>
+            <w:r>
+              <w:rPr>
+                <w:rFonts w:hint="eastAsia"/>
+              </w:rPr>
+              <w:t>起始结束id</w:t>
+            </w:r>
+          </w:p>
+        </w:tc>
+      </w:tr>
+      <w:tr>
+        <w:tc>
+          <w:tcPr>
+            <w:tcW w:w="2765" w:type="dxa"/>
+          </w:tcPr>
+          <w:p>
+            <w:pPr>
+              <w:rPr>
+                <w:rFonts w:hint="eastAsia"/>
+              </w:rPr>
+            </w:pPr>
+            <w:r>
+              <w:rPr>
+                <w:rFonts w:hint="eastAsia"/>
+              </w:rPr>
+              <w:t>beg_time</w:t>
+            </w:r>
+          </w:p>
+        </w:tc>
+        <w:tc>
+          <w:tcPr>
+            <w:tcW w:w="2765" w:type="dxa"/>
+          </w:tcPr>
+          <w:p>
+            <w:pPr>
+              <w:rPr>
+                <w:rFonts w:hint="eastAsia"/>
+              </w:rPr>
+            </w:pPr>
+            <w:r>
+              <w:rPr>
+                <w:rFonts w:hint="eastAsia"/>
+              </w:rPr>
+              <w:t>date_time</w:t>
+            </w:r>
+          </w:p>
+        </w:tc>
+        <w:tc>
+          <w:tcPr>
+            <w:tcW w:w="2766" w:type="dxa"/>
+          </w:tcPr>
+          <w:p>
+            <w:pPr>
+              <w:rPr>
+                <w:rFonts w:hint="eastAsia"/>
+              </w:rPr>
+            </w:pPr>
+            <w:r>
+              <w:rPr>
+                <w:rFonts w:hint="eastAsia"/>
+              </w:rPr>
+              <w:t>开始时间</w:t>
+            </w:r>
+          </w:p>
+        </w:tc>
+      </w:tr>
+      <w:tr>
+        <w:tc>
+          <w:tcPr>
+            <w:tcW w:w="2765" w:type="dxa"/>
+          </w:tcPr>
+          <w:p>
+            <w:pPr>
+              <w:rPr>
+                <w:rFonts w:hint="eastAsia"/>
+              </w:rPr>
+            </w:pPr>
+            <w:r>
+              <w:rPr>
+                <w:rFonts w:hint="eastAsia"/>
+              </w:rPr>
+              <w:t>end_time</w:t>
+            </w:r>
+          </w:p>
+        </w:tc>
+        <w:tc>
+          <w:tcPr>
+            <w:tcW w:w="2765" w:type="dxa"/>
+          </w:tcPr>
+          <w:p>
+            <w:pPr>
+              <w:rPr>
+                <w:rFonts w:hint="eastAsia"/>
+              </w:rPr>
+            </w:pPr>
+            <w:r>
+              <w:rPr>
+                <w:rFonts w:hint="eastAsia"/>
+              </w:rPr>
+              <w:t>date_time</w:t>
+            </w:r>
+          </w:p>
+        </w:tc>
+        <w:tc>
+          <w:tcPr>
+            <w:tcW w:w="2766" w:type="dxa"/>
+          </w:tcPr>
+          <w:p>
+            <w:pPr>
+              <w:rPr>
+                <w:rFonts w:hint="eastAsia"/>
+              </w:rPr>
+            </w:pPr>
+            <w:r>
+              <w:rPr>
+                <w:rFonts w:hint="eastAsia"/>
+              </w:rPr>
+              <w:t>结束时间</w:t>
+            </w:r>
+          </w:p>
+        </w:tc>
+      </w:tr>
+      <w:tr>
+        <w:tc>
+          <w:tcPr>
+            <w:tcW w:w="2765" w:type="dxa"/>
+          </w:tcPr>
+          <w:p>
+            <w:pPr>
+              <w:rPr>
+                <w:rFonts w:hint="eastAsia"/>
+              </w:rPr>
+            </w:pPr>
+            <w:r>
+              <w:rPr>
+                <w:rFonts w:hint="eastAsia"/>
+              </w:rPr>
+              <w:t>status</w:t>
+            </w:r>
+          </w:p>
+        </w:tc>
+        <w:tc>
+          <w:tcPr>
+            <w:tcW w:w="2765" w:type="dxa"/>
+          </w:tcPr>
+          <w:p>
+            <w:pPr>
+              <w:rPr>
+                <w:rFonts w:hint="eastAsia"/>
+              </w:rPr>
+            </w:pPr>
+            <w:r>
+              <w:rPr>
+                <w:rFonts w:hint="eastAsia"/>
+              </w:rPr>
+              <w:t>tinyint</w:t>
+            </w:r>
+          </w:p>
+        </w:tc>
+        <w:tc>
+          <w:tcPr>
+            <w:tcW w:w="2766" w:type="dxa"/>
+          </w:tcPr>
+          <w:p>
+            <w:pPr>
+              <w:rPr>
+                <w:rFonts w:hint="eastAsia"/>
+              </w:rPr>
+            </w:pPr>
+            <w:r>
+              <w:rPr>
+                <w:rFonts w:hint="eastAsia"/>
+              </w:rPr>
+              <w:t>状态，1执行中，2执行完成，3执行错误，4稽核完成，5稽核失败</w:t>
+            </w:r>
+          </w:p>
+        </w:tc>
+      </w:tr>
+      <w:tr>
+        <w:tc>
+          <w:tcPr>
+            <w:tcW w:w="2765" w:type="dxa"/>
+          </w:tcPr>
+          <w:p>
+            <w:pPr>
+              <w:rPr>
+                <w:rFonts w:hint="eastAsia"/>
+              </w:rPr>
+            </w:pPr>
+            <w:r>
+              <w:rPr>
+                <w:rFonts w:hint="eastAsia"/>
+              </w:rPr>
+              <w:t>audit_beg</w:t>
+            </w:r>
+            <w:r>
+              <w:rPr>
+                <w:rFonts w:hint="eastAsia"/>
+              </w:rPr>
+              <w:t>_time</w:t>
+            </w:r>
+          </w:p>
+        </w:tc>
+        <w:tc>
+          <w:tcPr>
+            <w:tcW w:w="2765" w:type="dxa"/>
+          </w:tcPr>
+          <w:p>
+            <w:pPr>
+              <w:rPr>
+                <w:rFonts w:hint="eastAsia"/>
+              </w:rPr>
+            </w:pPr>
+            <w:r>
+              <w:rPr>
+                <w:rFonts w:hint="eastAsia"/>
+              </w:rPr>
+              <w:t>date_time</w:t>
+            </w:r>
+          </w:p>
+        </w:tc>
+        <w:tc>
+          <w:tcPr>
+            <w:tcW w:w="2766" w:type="dxa"/>
+          </w:tcPr>
+          <w:p>
+            <w:pPr>
+              <w:rPr>
+                <w:rFonts w:hint="eastAsia"/>
+              </w:rPr>
+            </w:pPr>
+            <w:r>
+              <w:rPr>
+                <w:rFonts w:hint="eastAsia"/>
+              </w:rPr>
+              <w:t>稽核时间开始</w:t>
+            </w:r>
+          </w:p>
+        </w:tc>
+      </w:tr>
+      <w:tr>
+        <w:tc>
+          <w:tcPr>
+            <w:tcW w:w="2765" w:type="dxa"/>
+          </w:tcPr>
+          <w:p>
+            <w:pPr>
+              <w:rPr>
+                <w:rFonts w:hint="eastAsia"/>
+              </w:rPr>
+            </w:pPr>
+            <w:r>
+              <w:rPr>
+                <w:rFonts w:hint="eastAsia"/>
+              </w:rPr>
+              <w:t>a</w:t>
+            </w:r>
+            <w:r>
+              <w:rPr>
+                <w:rFonts w:hint="eastAsia"/>
+              </w:rPr>
+              <w:t>udit_end</w:t>
+            </w:r>
+            <w:r>
+              <w:rPr>
+                <w:rFonts w:hint="eastAsia"/>
+              </w:rPr>
+              <w:t>_time</w:t>
+            </w:r>
+          </w:p>
+        </w:tc>
+        <w:tc>
+          <w:tcPr>
+            <w:tcW w:w="2765" w:type="dxa"/>
+          </w:tcPr>
+          <w:p>
+            <w:pPr>
+              <w:rPr>
+                <w:rFonts w:hint="eastAsia"/>
+              </w:rPr>
+            </w:pPr>
+            <w:r>
+              <w:rPr>
+                <w:rFonts w:hint="eastAsia"/>
+              </w:rPr>
+              <w:t>date_time</w:t>
+            </w:r>
+          </w:p>
+        </w:tc>
+        <w:tc>
+          <w:tcPr>
+            <w:tcW w:w="2766" w:type="dxa"/>
+          </w:tcPr>
+          <w:p>
+            <w:pPr>
+              <w:rPr>
+                <w:rFonts w:hint="eastAsia"/>
+              </w:rPr>
+            </w:pPr>
+            <w:r>
+              <w:rPr>
+                <w:rFonts w:hint="eastAsia"/>
+              </w:rPr>
+              <w:t>稽核时间结束</w:t>
+            </w:r>
+          </w:p>
+        </w:tc>
+      </w:tr>
+      <w:tr>
+        <w:tc>
+          <w:tcPr>
+            <w:tcW w:w="2765" w:type="dxa"/>
+          </w:tcPr>
+          <w:p>
+            <w:pPr>
+              <w:rPr>
+                <w:rFonts w:hint="eastAsia"/>
+              </w:rPr>
+            </w:pPr>
+            <w:r>
+              <w:rPr>
+                <w:rFonts w:hint="eastAsia"/>
+              </w:rPr>
+              <w:t>err_msg</w:t>
+            </w:r>
+          </w:p>
+        </w:tc>
+        <w:tc>
+          <w:tcPr>
+            <w:tcW w:w="2765" w:type="dxa"/>
+          </w:tcPr>
+          <w:p>
+            <w:pPr>
+              <w:rPr>
+                <w:rFonts w:hint="eastAsia"/>
+              </w:rPr>
+            </w:pPr>
+            <w:r>
+              <w:rPr>
+                <w:rFonts w:hint="eastAsia"/>
+              </w:rPr>
+              <w:t>Varchar(1024)</w:t>
+            </w:r>
+          </w:p>
+        </w:tc>
+        <w:tc>
+          <w:tcPr>
+            <w:tcW w:w="2766" w:type="dxa"/>
+          </w:tcPr>
+          <w:p>
+            <w:pPr>
+              <w:rPr>
+                <w:rFonts w:hint="eastAsia"/>
+              </w:rPr>
+            </w:pPr>
+            <w:r>
+              <w:rPr>
+                <w:rFonts w:hint="eastAsia"/>
+              </w:rPr>
+              <w:t>错误信息</w:t>
+            </w:r>
+          </w:p>
+        </w:tc>
+      </w:tr>
+      <w:tr>
+        <w:tc>
+          <w:tcPr>
+            <w:tcW w:w="2765" w:type="dxa"/>
+          </w:tcPr>
+          <w:p>
+            <w:pPr>
+              <w:rPr>
+                <w:rFonts w:hint="eastAsia"/>
+              </w:rPr>
+            </w:pPr>
+            <w:r>
+              <w:rPr>
+                <w:rFonts w:hint="eastAsia"/>
+              </w:rPr>
+              <w:t>migr_cnt</w:t>
+            </w:r>
+          </w:p>
+        </w:tc>
+        <w:tc>
+          <w:tcPr>
+            <w:tcW w:w="2765" w:type="dxa"/>
+          </w:tcPr>
+          <w:p>
+            <w:pPr>
+              <w:rPr>
+                <w:rFonts w:hint="eastAsia"/>
+              </w:rPr>
+            </w:pPr>
+            <w:r>
+              <w:rPr>
+                <w:rFonts w:hint="eastAsia"/>
+              </w:rPr>
+              <w:t>int</w:t>
+            </w:r>
+          </w:p>
+        </w:tc>
+        <w:tc>
+          <w:tcPr>
+            <w:tcW w:w="2766" w:type="dxa"/>
+          </w:tcPr>
+          <w:p>
+            <w:pPr>
+              <w:rPr>
+                <w:rFonts w:hint="eastAsia"/>
+              </w:rPr>
+            </w:pPr>
+            <w:r>
+              <w:rPr>
+                <w:rFonts w:hint="eastAsia"/>
+              </w:rPr>
+              <w:t>迁移订单数</w:t>
+            </w:r>
+          </w:p>
+        </w:tc>
+      </w:tr>
+      <w:tr>
+        <w:tc>
+          <w:tcPr>
+            <w:tcW w:w="2765" w:type="dxa"/>
+          </w:tcPr>
+          <w:p>
+            <w:pPr>
+              <w:rPr>
+                <w:rFonts w:hint="eastAsia"/>
+              </w:rPr>
+            </w:pPr>
+            <w:r>
+              <w:rPr>
+                <w:rFonts w:hint="eastAsia"/>
+              </w:rPr>
+              <w:t>err_cnt</w:t>
+            </w:r>
+          </w:p>
+        </w:tc>
+        <w:tc>
+          <w:tcPr>
+            <w:tcW w:w="2765" w:type="dxa"/>
+          </w:tcPr>
+          <w:p>
+            <w:pPr>
+              <w:rPr>
+                <w:rFonts w:hint="eastAsia"/>
+              </w:rPr>
+            </w:pPr>
+            <w:r>
+              <w:rPr>
+                <w:rFonts w:hint="eastAsia"/>
+              </w:rPr>
+              <w:t>int</w:t>
+            </w:r>
+          </w:p>
+        </w:tc>
+        <w:tc>
+          <w:tcPr>
+            <w:tcW w:w="2766" w:type="dxa"/>
+          </w:tcPr>
+          <w:p>
+            <w:pPr>
+              <w:rPr>
+                <w:rFonts w:hint="eastAsia"/>
+              </w:rPr>
+            </w:pPr>
+            <w:r>
+              <w:rPr>
+                <w:rFonts w:hint="eastAsia"/>
+              </w:rPr>
+              <w:t>错误单据数</w:t>
+            </w:r>
+          </w:p>
+        </w:tc>
+      </w:tr>
+      <w:tr>
+        <w:tc>
+          <w:tcPr>
+            <w:tcW w:w="2765" w:type="dxa"/>
+          </w:tcPr>
+          <w:p>
+            <w:pPr>
+              <w:rPr>
+                <w:rFonts w:hint="eastAsia"/>
+              </w:rPr>
+            </w:pPr>
+            <w:r>
+              <w:rPr>
+                <w:rFonts w:hint="eastAsia"/>
+              </w:rPr>
+              <w:t>audit_cnt</w:t>
+            </w:r>
+          </w:p>
+        </w:tc>
+        <w:tc>
+          <w:tcPr>
+            <w:tcW w:w="2765" w:type="dxa"/>
+          </w:tcPr>
+          <w:p>
+            <w:pPr>
+              <w:rPr>
+                <w:rFonts w:hint="eastAsia"/>
+              </w:rPr>
+            </w:pPr>
+            <w:r>
+              <w:rPr>
+                <w:rFonts w:hint="eastAsia"/>
+              </w:rPr>
+              <w:t>int</w:t>
+            </w:r>
+          </w:p>
+        </w:tc>
+        <w:tc>
+          <w:tcPr>
+            <w:tcW w:w="2766" w:type="dxa"/>
+          </w:tcPr>
+          <w:p>
+            <w:pPr>
+              <w:rPr>
+                <w:rFonts w:hint="eastAsia"/>
+              </w:rPr>
+            </w:pPr>
+            <w:r>
+              <w:rPr>
+                <w:rFonts w:hint="eastAsia"/>
+              </w:rPr>
+              <w:t>稽核单据数</w:t>
+            </w:r>
+          </w:p>
+        </w:tc>
+      </w:tr>
+    </w:tbl>
+    <w:p>
+      <w:pPr>
+        <w:rPr>
+          <w:rFonts w:hint="eastAsia"/>
+        </w:rPr>
+      </w:pPr>
+      <w:r>
+        <w:t>CREATE TABLE `t_migr_batch_record` (</w:t>
+      </w:r>
+    </w:p>
+    <w:p>
+      <w:pPr>
+        <w:rPr>
+          <w:rFonts w:hint="eastAsia"/>
+        </w:rPr>
+      </w:pPr>
+      <w:r>
+        <w:t xml:space="preserve">  `id` bigint NOT NULL AUTO_INCREMENT COMMENT '主键',</w:t>
+      </w:r>
+    </w:p>
+    <w:p>
+      <w:pPr>
+        <w:rPr>
+          <w:rFonts w:hint="eastAsia"/>
+        </w:rPr>
+      </w:pPr>
+      <w:r>
+        <w:t xml:space="preserve">  `day_record_id` bigint NOT NULL COMMENT '天记录表id，关联 t_migr_day_record.id',</w:t>
+      </w:r>
+    </w:p>
+    <w:p>
+      <w:pPr>
+        <w:rPr>
+          <w:rFonts w:hint="eastAsia"/>
+        </w:rPr>
+      </w:pPr>
+      <w:r>
+        <w:t xml:space="preserve">  `tb_name` varchar(50) NOT NULL COMMENT '分表名',</w:t>
+      </w:r>
+    </w:p>
+    <w:p>
+      <w:pPr>
+        <w:rPr>
+          <w:rFonts w:hint="eastAsia"/>
+        </w:rPr>
+      </w:pPr>
+      <w:r>
+        <w:t xml:space="preserve">  `worker_name` varchar(50) NOT NULL COMMENT '执行线程名',</w:t>
+      </w:r>
+    </w:p>
+    <w:p>
+      <w:pPr>
+        <w:rPr>
+          <w:rFonts w:hint="eastAsia"/>
+        </w:rPr>
+      </w:pPr>
+      <w:r>
+        <w:t xml:space="preserve">  `batch_idx` int NOT NULL COMMENT '分表下的第几个批次',</w:t>
+      </w:r>
+    </w:p>
+    <w:p>
+      <w:pPr>
+        <w:rPr>
+          <w:rFonts w:hint="eastAsia"/>
+        </w:rPr>
+      </w:pPr>
+      <w:r>
+        <w:t xml:space="preserve">  `beg_id` bigint NOT NULL DEFAULT 0 COMMENT '起始id',</w:t>
+      </w:r>
+    </w:p>
+    <w:p>
+      <w:pPr>
+        <w:rPr>
+          <w:rFonts w:hint="eastAsia"/>
+        </w:rPr>
+      </w:pPr>
+      <w:r>
+        <w:t xml:space="preserve">  `end_id` bigint NOT NULL DEFAULT 0 COMMENT '结束id',</w:t>
+      </w:r>
+    </w:p>
+    <w:p>
+      <w:pPr>
+        <w:rPr>
+          <w:rFonts w:hint="eastAsia"/>
+        </w:rPr>
+      </w:pPr>
+      <w:r>
+        <w:t xml:space="preserve">  `beg_time` datetime NOT NULL COMMENT '开始执行时间',</w:t>
+      </w:r>
+    </w:p>
+    <w:p>
+      <w:pPr>
+        <w:rPr>
+          <w:rFonts w:hint="eastAsia"/>
+        </w:rPr>
+      </w:pPr>
+      <w:r>
+        <w:t xml:space="preserve">  `end_time` datetime DEFAULT NULL COMMENT '结束执行时间',</w:t>
+      </w:r>
+    </w:p>
+    <w:p>
+      <w:pPr>
+        <w:ind w:firstLineChars="100" w:firstLine="220"/>
+        <w:rPr>
+          <w:rFonts w:hint="eastAsia"/>
+        </w:rPr>
+      </w:pPr>
+      <w:r>
+        <w:t>`</w:t>
+      </w:r>
+      <w:r>
+        <w:rPr>
+          <w:rFonts w:hint="eastAsia"/>
+        </w:rPr>
+        <w:t>audit_</w:t>
+      </w:r>
+      <w:r>
+        <w:t>beg_time` datetime DEFAULT NULL COMMENT '</w:t>
+      </w:r>
+      <w:r>
+        <w:rPr>
+          <w:rFonts w:hint="eastAsia"/>
+        </w:rPr>
+        <w:t>稽核</w:t>
+      </w:r>
+      <w:r>
+        <w:t>开始执行时间',</w:t>
+      </w:r>
+    </w:p>
+    <w:p>
+      <w:pPr>
+        <w:rPr>
+          <w:rFonts w:hint="eastAsia"/>
+        </w:rPr>
+      </w:pPr>
+      <w:r>
+        <w:t xml:space="preserve">  `</w:t>
+      </w:r>
+      <w:r>
+        <w:rPr>
+          <w:rFonts w:hint="eastAsia"/>
+        </w:rPr>
+        <w:t>audit_</w:t>
+      </w:r>
+      <w:r>
+        <w:t>end_time` datetime DEFAULT NULL COMMENT '</w:t>
+      </w:r>
+      <w:r>
+        <w:rPr>
+          <w:rFonts w:hint="eastAsia"/>
+        </w:rPr>
+        <w:t>稽核</w:t>
+      </w:r>
+      <w:r>
+        <w:t>结束执行时间',</w:t>
+      </w:r>
+    </w:p>
+    <w:p>
+      <w:pPr>
+        <w:rPr>
+          <w:rFonts w:hint="eastAsia"/>
+        </w:rPr>
+      </w:pPr>
+    </w:p>
+    <w:p>
+      <w:pPr>
+        <w:rPr>
+          <w:rFonts w:hint="eastAsia"/>
+        </w:rPr>
+      </w:pPr>
+      <w:r>
+        <w:lastRenderedPageBreak/>
+        <w:t xml:space="preserve">  `status` tinyint NOT NULL COMMENT '状态：1执行中，2执行完成，3执行错误，4稽核完成，5稽核失败',</w:t>
+      </w:r>
+    </w:p>
+    <w:p>
+      <w:pPr>
+        <w:rPr>
+          <w:rFonts w:hint="eastAsia"/>
+        </w:rPr>
+      </w:pPr>
+      <w:r>
+        <w:t xml:space="preserve">  `err_msg` varchar(1024) DEFAULT NULL COMMENT '错误信息',</w:t>
+      </w:r>
+    </w:p>
+    <w:p>
+      <w:pPr>
+        <w:rPr>
+          <w:rFonts w:hint="eastAsia"/>
+        </w:rPr>
+      </w:pPr>
+      <w:r>
+        <w:t xml:space="preserve">  `migr_cnt` int NOT NULL DEFAULT 0 COMMENT '迁移订单数',</w:t>
+      </w:r>
+    </w:p>
+    <w:p>
+      <w:pPr>
+        <w:rPr>
+          <w:rFonts w:hint="eastAsia"/>
+        </w:rPr>
+      </w:pPr>
+      <w:r>
+        <w:t xml:space="preserve">  `err_cnt` int NOT NULL DEFAULT 0 COMMENT '错误单据数',</w:t>
+      </w:r>
+    </w:p>
+    <w:p>
+      <w:pPr>
+        <w:rPr>
+          <w:rFonts w:hint="eastAsia"/>
+        </w:rPr>
+      </w:pPr>
+      <w:r>
+        <w:t xml:space="preserve">  `audit_cnt` int NOT NULL DEFAULT 0 COMMENT '稽核单据数',</w:t>
+      </w:r>
+    </w:p>
+    <w:p>
+      <w:pPr>
+        <w:rPr>
+          <w:rFonts w:hint="eastAsia"/>
+        </w:rPr>
+      </w:pPr>
+      <w:r>
+        <w:t xml:space="preserve">  PRIMARY KEY (`id`),</w:t>
+      </w:r>
+    </w:p>
+    <w:p>
+      <w:pPr>
+        <w:rPr>
+          <w:rFonts w:hint="eastAsia"/>
+        </w:rPr>
+      </w:pPr>
+      <w:r>
+        <w:t xml:space="preserve">  -- 唯一约束：同一天记录下，同一分表的同一批次号唯一，避免重复批次</w:t>
+      </w:r>
+    </w:p>
+    <w:p>
+      <w:pPr>
+        <w:rPr>
+          <w:rFonts w:hint="eastAsia"/>
+        </w:rPr>
+      </w:pPr>
+      <w:r>
+        <w:t xml:space="preserve">  UNIQUE KEY `uk_day_tb_batch` (`day_record_id`, `tb_name`, `batch_idx`),</w:t>
+      </w:r>
+    </w:p>
+    <w:p>
+      <w:pPr>
+        <w:rPr>
+          <w:rFonts w:hint="eastAsia"/>
+        </w:rPr>
+      </w:pPr>
+      <w:r>
+        <w:t xml:space="preserve">  -- 普通索引：关联天记录表，加速 JOIN 查询</w:t>
+      </w:r>
+    </w:p>
+    <w:p>
+      <w:pPr>
+        <w:rPr>
+          <w:rFonts w:hint="eastAsia"/>
+        </w:rPr>
+      </w:pPr>
+      <w:r>
+        <w:t xml:space="preserve">  KEY `idx_day_record_id` (`day_record_id`),</w:t>
+      </w:r>
+    </w:p>
+    <w:p>
+      <w:pPr>
+        <w:rPr>
+          <w:rFonts w:hint="eastAsia"/>
+        </w:rPr>
+      </w:pPr>
+      <w:r>
+        <w:t xml:space="preserve">  -- 普通索引：按分表名查询批次执行进度</w:t>
+      </w:r>
+    </w:p>
+    <w:p>
+      <w:pPr>
+        <w:rPr>
+          <w:rFonts w:hint="eastAsia"/>
+        </w:rPr>
+      </w:pPr>
+      <w:r>
+        <w:t xml:space="preserve">  KEY `idx_tb_name` (`tb_name`),</w:t>
+      </w:r>
+    </w:p>
+    <w:p>
+      <w:pPr>
+        <w:rPr>
+          <w:rFonts w:hint="eastAsia"/>
+        </w:rPr>
+      </w:pPr>
+      <w:r>
+        <w:t xml:space="preserve">  -- 普通索引：按线程名查询任务分布与执行情况</w:t>
+      </w:r>
+    </w:p>
+    <w:p>
+      <w:pPr>
+        <w:rPr>
+          <w:rFonts w:hint="eastAsia"/>
+        </w:rPr>
+      </w:pPr>
+      <w:r>
+        <w:t xml:space="preserve">  KEY `idx_worker_name` (`worker_name`),</w:t>
+      </w:r>
+    </w:p>
+    <w:p>
+      <w:pPr>
+        <w:ind w:firstLineChars="100" w:firstLine="220"/>
+        <w:rPr>
+          <w:rFonts w:hint="eastAsia"/>
+        </w:rPr>
+      </w:pPr>
+      <w:r>
+        <w:t xml:space="preserve">-- 普通索引：按状态筛选执行中/失败/已完成的批次 </w:t>
+      </w:r>
+    </w:p>
+    <w:p>
+      <w:pPr>
+        <w:ind w:firstLineChars="100" w:firstLine="220"/>
+        <w:rPr>
+          <w:rFonts w:hint="eastAsia"/>
+        </w:rPr>
+      </w:pPr>
+      <w:r>
+        <w:t>KEY `idx_status` (`status`),</w:t>
+      </w:r>
+    </w:p>
+    <w:p>
+      <w:pPr>
+        <w:rPr>
+          <w:rFonts w:hint="eastAsia"/>
+        </w:rPr>
+      </w:pPr>
+      <w:r>
+        <w:t xml:space="preserve">  -- 普通索引：按时间范围统计批次执行耗时</w:t>
+      </w:r>
+    </w:p>
+    <w:p>
+      <w:pPr>
+        <w:rPr>
+          <w:rFonts w:hint="eastAsia"/>
+        </w:rPr>
+      </w:pPr>
+      <w:r>
+        <w:t xml:space="preserve">  KEY `idx_beg_time` (`beg_time`)</w:t>
+      </w:r>
+    </w:p>
+    <w:p>
+      <w:pPr>
+        <w:rPr>
+          <w:rFonts w:hint="eastAsia"/>
+        </w:rPr>
+      </w:pPr>
+      <w:r>
+        <w:t xml:space="preserve">) ENGINE=InnoDB DEFAULT CHARSET=utf8mb4 COLLATE=utf8mb4_general_ci </w:t>
+      </w:r>
+    </w:p>
+    <w:p>
+      <w:pPr>
+        <w:rPr>
+          <w:rFonts w:hint="eastAsia"/>
+        </w:rPr>
+      </w:pPr>
+      <w:r>
+        <w:t>COMMENT='迁移批次记录表：游标分批处理的批次执行详情与状态';</w:t>
+      </w:r>
+    </w:p>
+    <w:p>
+      <w:pPr>
+        <w:rPr>
+          <w:rFonts w:hint="eastAsia"/>
+        </w:rPr>
+      </w:pPr>
+    </w:p>
+    <w:p>
+      <w:pPr>
+        <w:pStyle w:val="3"/>
+        <w:numPr>
+          <w:ilvl w:val="2"/>
+          <w:numId w:val="2"/>
+        </w:numPr>
+        <w:rPr>
+          <w:rFonts w:hint="eastAsia"/>
+        </w:rPr>
+      </w:pPr>
+      <w:r>
+        <w:rPr>
+          <w:rFonts w:hint="eastAsia"/>
+        </w:rPr>
         <w:t>错误数据记录</w:t>
       </w:r>
     </w:p>
     <w:p>
-      <w:pPr>
-        <w:rPr>
-          <w:rFonts w:hint="eastAsia"/>
-        </w:rPr>
-      </w:pPr>
       <w:r>
         <w:rPr>
           <w:rFonts w:hint="eastAsia"/>
         </w:rPr>
         <w:t>记录同步出错的订单id，错误原因。</w:t>
       </w:r>
+    </w:p>
+    <w:p>
+      <w:pPr>
+        <w:rPr>
+          <w:rFonts w:hint="eastAsia"/>
+        </w:rPr>
+      </w:pPr>
+      <w:r>
+        <w:rPr>
+          <w:rFonts w:hint="eastAsia"/>
+        </w:rPr>
+        <w:t>t_migr_err_data</w:t>
+      </w:r>
+    </w:p>
+    <w:tbl>
+      <w:tblPr>
+        <w:tblStyle w:val="af2"/>
+        <w:tblW w:w="0" w:type="auto"/>
+        <w:tblLook w:val="04A0" w:firstRow="1" w:lastRow="0" w:firstColumn="1" w:lastColumn="0" w:noHBand="0" w:noVBand="1"/>
+      </w:tblPr>
+      <w:tblGrid>
+        <w:gridCol w:w="2765"/>
+        <w:gridCol w:w="2765"/>
+        <w:gridCol w:w="2766"/>
+      </w:tblGrid>
+      <w:tr>
+        <w:tc>
+          <w:tcPr>
+            <w:tcW w:w="2765" w:type="dxa"/>
+          </w:tcPr>
+          <w:p>
+            <w:pPr>
+              <w:rPr>
+                <w:rFonts w:hint="eastAsia"/>
+              </w:rPr>
+            </w:pPr>
+            <w:r>
+              <w:rPr>
+                <w:rFonts w:hint="eastAsia"/>
+              </w:rPr>
+              <w:t>字段</w:t>
+            </w:r>
+          </w:p>
+        </w:tc>
+        <w:tc>
+          <w:tcPr>
+            <w:tcW w:w="2765" w:type="dxa"/>
+          </w:tcPr>
+          <w:p>
+            <w:pPr>
+              <w:rPr>
+                <w:rFonts w:hint="eastAsia"/>
+              </w:rPr>
+            </w:pPr>
+            <w:r>
+              <w:rPr>
+                <w:rFonts w:hint="eastAsia"/>
+              </w:rPr>
+              <w:t>数据类型</w:t>
+            </w:r>
+          </w:p>
+        </w:tc>
+        <w:tc>
+          <w:tcPr>
+            <w:tcW w:w="2766" w:type="dxa"/>
+          </w:tcPr>
+          <w:p>
+            <w:pPr>
+              <w:rPr>
+                <w:rFonts w:hint="eastAsia"/>
+              </w:rPr>
+            </w:pPr>
+            <w:r>
+              <w:rPr>
+                <w:rFonts w:hint="eastAsia"/>
+              </w:rPr>
+              <w:t>名称/描述</w:t>
+            </w:r>
+          </w:p>
+        </w:tc>
+      </w:tr>
+      <w:tr>
+        <w:tc>
+          <w:tcPr>
+            <w:tcW w:w="2765" w:type="dxa"/>
+          </w:tcPr>
+          <w:p>
+            <w:pPr>
+              <w:rPr>
+                <w:rFonts w:hint="eastAsia"/>
+              </w:rPr>
+            </w:pPr>
+            <w:r>
+              <w:rPr>
+                <w:rFonts w:hint="eastAsia"/>
+              </w:rPr>
+              <w:t>id</w:t>
+            </w:r>
+          </w:p>
+        </w:tc>
+        <w:tc>
+          <w:tcPr>
+            <w:tcW w:w="2765" w:type="dxa"/>
+          </w:tcPr>
+          <w:p>
+            <w:pPr>
+              <w:rPr>
+                <w:rFonts w:hint="eastAsia"/>
+              </w:rPr>
+            </w:pPr>
+            <w:r>
+              <w:rPr>
+                <w:rFonts w:hint="eastAsia"/>
+              </w:rPr>
+              <w:t>bigint</w:t>
+            </w:r>
+          </w:p>
+        </w:tc>
+        <w:tc>
+          <w:tcPr>
+            <w:tcW w:w="2766" w:type="dxa"/>
+          </w:tcPr>
+          <w:p>
+            <w:pPr>
+              <w:rPr>
+                <w:rFonts w:hint="eastAsia"/>
+              </w:rPr>
+            </w:pPr>
+            <w:r>
+              <w:rPr>
+                <w:rFonts w:hint="eastAsia"/>
+              </w:rPr>
+              <w:t>主键</w:t>
+            </w:r>
+          </w:p>
+        </w:tc>
+      </w:tr>
+      <w:tr>
+        <w:tc>
+          <w:tcPr>
+            <w:tcW w:w="2765" w:type="dxa"/>
+          </w:tcPr>
+          <w:p>
+            <w:pPr>
+              <w:rPr>
+                <w:rFonts w:hint="eastAsia"/>
+              </w:rPr>
+            </w:pPr>
+            <w:r>
+              <w:rPr>
+                <w:rFonts w:hint="eastAsia"/>
+              </w:rPr>
+              <w:lastRenderedPageBreak/>
+              <w:t>db_name</w:t>
+            </w:r>
+          </w:p>
+        </w:tc>
+        <w:tc>
+          <w:tcPr>
+            <w:tcW w:w="2765" w:type="dxa"/>
+          </w:tcPr>
+          <w:p>
+            <w:pPr>
+              <w:rPr>
+                <w:rFonts w:hint="eastAsia"/>
+              </w:rPr>
+            </w:pPr>
+            <w:r>
+              <w:rPr>
+                <w:rFonts w:hint="eastAsia"/>
+              </w:rPr>
+              <w:t>varchar(50)</w:t>
+            </w:r>
+          </w:p>
+        </w:tc>
+        <w:tc>
+          <w:tcPr>
+            <w:tcW w:w="2766" w:type="dxa"/>
+          </w:tcPr>
+          <w:p>
+            <w:pPr>
+              <w:rPr>
+                <w:rFonts w:hint="eastAsia"/>
+              </w:rPr>
+            </w:pPr>
+            <w:r>
+              <w:rPr>
+                <w:rFonts w:hint="eastAsia"/>
+              </w:rPr>
+              <w:t>分库名称</w:t>
+            </w:r>
+          </w:p>
+        </w:tc>
+      </w:tr>
+      <w:tr>
+        <w:tc>
+          <w:tcPr>
+            <w:tcW w:w="2765" w:type="dxa"/>
+          </w:tcPr>
+          <w:p>
+            <w:pPr>
+              <w:rPr>
+                <w:rFonts w:hint="eastAsia"/>
+              </w:rPr>
+            </w:pPr>
+            <w:r>
+              <w:rPr>
+                <w:rFonts w:hint="eastAsia"/>
+              </w:rPr>
+              <w:t>table_name</w:t>
+            </w:r>
+          </w:p>
+        </w:tc>
+        <w:tc>
+          <w:tcPr>
+            <w:tcW w:w="2765" w:type="dxa"/>
+          </w:tcPr>
+          <w:p>
+            <w:pPr>
+              <w:rPr>
+                <w:rFonts w:hint="eastAsia"/>
+              </w:rPr>
+            </w:pPr>
+            <w:r>
+              <w:rPr>
+                <w:rFonts w:hint="eastAsia"/>
+              </w:rPr>
+              <w:t>varchar(50)</w:t>
+            </w:r>
+          </w:p>
+        </w:tc>
+        <w:tc>
+          <w:tcPr>
+            <w:tcW w:w="2766" w:type="dxa"/>
+          </w:tcPr>
+          <w:p>
+            <w:pPr>
+              <w:rPr>
+                <w:rFonts w:hint="eastAsia"/>
+              </w:rPr>
+            </w:pPr>
+            <w:r>
+              <w:rPr>
+                <w:rFonts w:hint="eastAsia"/>
+              </w:rPr>
+              <w:t>分表名称</w:t>
+            </w:r>
+          </w:p>
+        </w:tc>
+      </w:tr>
+      <w:tr>
+        <w:tc>
+          <w:tcPr>
+            <w:tcW w:w="2765" w:type="dxa"/>
+          </w:tcPr>
+          <w:p>
+            <w:pPr>
+              <w:rPr>
+                <w:rFonts w:hint="eastAsia"/>
+              </w:rPr>
+            </w:pPr>
+            <w:r>
+              <w:rPr>
+                <w:rFonts w:hint="eastAsia"/>
+              </w:rPr>
+              <w:t>data_id</w:t>
+            </w:r>
+          </w:p>
+        </w:tc>
+        <w:tc>
+          <w:tcPr>
+            <w:tcW w:w="2765" w:type="dxa"/>
+          </w:tcPr>
+          <w:p>
+            <w:pPr>
+              <w:rPr>
+                <w:rFonts w:hint="eastAsia"/>
+              </w:rPr>
+            </w:pPr>
+            <w:r>
+              <w:rPr>
+                <w:rFonts w:hint="eastAsia"/>
+              </w:rPr>
+              <w:t>bigint</w:t>
+            </w:r>
+          </w:p>
+        </w:tc>
+        <w:tc>
+          <w:tcPr>
+            <w:tcW w:w="2766" w:type="dxa"/>
+          </w:tcPr>
+          <w:p>
+            <w:pPr>
+              <w:rPr>
+                <w:rFonts w:hint="eastAsia"/>
+              </w:rPr>
+            </w:pPr>
+            <w:r>
+              <w:rPr>
+                <w:rFonts w:hint="eastAsia"/>
+              </w:rPr>
+              <w:t>主订单数据id</w:t>
+            </w:r>
+          </w:p>
+        </w:tc>
+      </w:tr>
+      <w:tr>
+        <w:tc>
+          <w:tcPr>
+            <w:tcW w:w="2765" w:type="dxa"/>
+          </w:tcPr>
+          <w:p>
+            <w:pPr>
+              <w:rPr>
+                <w:rFonts w:hint="eastAsia"/>
+              </w:rPr>
+            </w:pPr>
+            <w:r>
+              <w:rPr>
+                <w:rFonts w:hint="eastAsia"/>
+              </w:rPr>
+              <w:t>create_time</w:t>
+            </w:r>
+          </w:p>
+        </w:tc>
+        <w:tc>
+          <w:tcPr>
+            <w:tcW w:w="2765" w:type="dxa"/>
+          </w:tcPr>
+          <w:p>
+            <w:pPr>
+              <w:rPr>
+                <w:rFonts w:hint="eastAsia"/>
+              </w:rPr>
+            </w:pPr>
+            <w:r>
+              <w:rPr>
+                <w:rFonts w:hint="eastAsia"/>
+              </w:rPr>
+              <w:t>date_time</w:t>
+            </w:r>
+          </w:p>
+        </w:tc>
+        <w:tc>
+          <w:tcPr>
+            <w:tcW w:w="2766" w:type="dxa"/>
+          </w:tcPr>
+          <w:p>
+            <w:pPr>
+              <w:rPr>
+                <w:rFonts w:hint="eastAsia"/>
+              </w:rPr>
+            </w:pPr>
+            <w:r>
+              <w:rPr>
+                <w:rFonts w:hint="eastAsia"/>
+              </w:rPr>
+              <w:t>创建时间</w:t>
+            </w:r>
+          </w:p>
+        </w:tc>
+      </w:tr>
+      <w:tr>
+        <w:tc>
+          <w:tcPr>
+            <w:tcW w:w="2765" w:type="dxa"/>
+          </w:tcPr>
+          <w:p>
+            <w:pPr>
+              <w:rPr>
+                <w:rFonts w:hint="eastAsia"/>
+              </w:rPr>
+            </w:pPr>
+            <w:r>
+              <w:rPr>
+                <w:rFonts w:hint="eastAsia"/>
+              </w:rPr>
+              <w:t>pod_name</w:t>
+            </w:r>
+          </w:p>
+        </w:tc>
+        <w:tc>
+          <w:tcPr>
+            <w:tcW w:w="2765" w:type="dxa"/>
+          </w:tcPr>
+          <w:p>
+            <w:pPr>
+              <w:rPr>
+                <w:rFonts w:hint="eastAsia"/>
+              </w:rPr>
+            </w:pPr>
+            <w:r>
+              <w:rPr>
+                <w:rFonts w:hint="eastAsia"/>
+              </w:rPr>
+              <w:t>varchar(50)</w:t>
+            </w:r>
+          </w:p>
+        </w:tc>
+        <w:tc>
+          <w:tcPr>
+            <w:tcW w:w="2766" w:type="dxa"/>
+          </w:tcPr>
+          <w:p>
+            <w:pPr>
+              <w:rPr>
+                <w:rFonts w:hint="eastAsia"/>
+              </w:rPr>
+            </w:pPr>
+            <w:r>
+              <w:rPr>
+                <w:rFonts w:hint="eastAsia"/>
+              </w:rPr>
+              <w:t>执行pod名字</w:t>
+            </w:r>
+          </w:p>
+        </w:tc>
+      </w:tr>
+      <w:tr>
+        <w:tc>
+          <w:tcPr>
+            <w:tcW w:w="2765" w:type="dxa"/>
+          </w:tcPr>
+          <w:p>
+            <w:pPr>
+              <w:rPr>
+                <w:rFonts w:hint="eastAsia"/>
+              </w:rPr>
+            </w:pPr>
+            <w:r>
+              <w:rPr>
+                <w:rFonts w:hint="eastAsia"/>
+              </w:rPr>
+              <w:t>day_record_id</w:t>
+            </w:r>
+          </w:p>
+        </w:tc>
+        <w:tc>
+          <w:tcPr>
+            <w:tcW w:w="2765" w:type="dxa"/>
+          </w:tcPr>
+          <w:p>
+            <w:pPr>
+              <w:rPr>
+                <w:rFonts w:hint="eastAsia"/>
+              </w:rPr>
+            </w:pPr>
+            <w:r>
+              <w:rPr>
+                <w:rFonts w:hint="eastAsia"/>
+              </w:rPr>
+              <w:t>bigint</w:t>
+            </w:r>
+          </w:p>
+        </w:tc>
+        <w:tc>
+          <w:tcPr>
+            <w:tcW w:w="2766" w:type="dxa"/>
+          </w:tcPr>
+          <w:p>
+            <w:pPr>
+              <w:rPr>
+                <w:rFonts w:hint="eastAsia"/>
+              </w:rPr>
+            </w:pPr>
+            <w:r>
+              <w:rPr>
+                <w:rFonts w:hint="eastAsia"/>
+              </w:rPr>
+              <w:t>日记录表id</w:t>
+            </w:r>
+          </w:p>
+        </w:tc>
+      </w:tr>
+      <w:tr>
+        <w:tc>
+          <w:tcPr>
+            <w:tcW w:w="2765" w:type="dxa"/>
+          </w:tcPr>
+          <w:p>
+            <w:pPr>
+              <w:rPr>
+                <w:rFonts w:hint="eastAsia"/>
+              </w:rPr>
+            </w:pPr>
+            <w:r>
+              <w:rPr>
+                <w:rFonts w:hint="eastAsia"/>
+              </w:rPr>
+              <w:t>batch_id</w:t>
+            </w:r>
+          </w:p>
+        </w:tc>
+        <w:tc>
+          <w:tcPr>
+            <w:tcW w:w="2765" w:type="dxa"/>
+          </w:tcPr>
+          <w:p>
+            <w:pPr>
+              <w:rPr>
+                <w:rFonts w:hint="eastAsia"/>
+              </w:rPr>
+            </w:pPr>
+            <w:r>
+              <w:rPr>
+                <w:rFonts w:hint="eastAsia"/>
+              </w:rPr>
+              <w:t>bigint</w:t>
+            </w:r>
+          </w:p>
+        </w:tc>
+        <w:tc>
+          <w:tcPr>
+            <w:tcW w:w="2766" w:type="dxa"/>
+          </w:tcPr>
+          <w:p>
+            <w:pPr>
+              <w:rPr>
+                <w:rFonts w:hint="eastAsia"/>
+              </w:rPr>
+            </w:pPr>
+            <w:r>
+              <w:rPr>
+                <w:rFonts w:hint="eastAsia"/>
+              </w:rPr>
+              <w:t>批次id</w:t>
+            </w:r>
+          </w:p>
+        </w:tc>
+      </w:tr>
+    </w:tbl>
+    <w:p>
+      <w:pPr>
+        <w:rPr>
+          <w:rFonts w:hint="eastAsia"/>
+        </w:rPr>
+      </w:pPr>
+    </w:p>
+    <w:p>
+      <w:pPr>
+        <w:rPr>
+          <w:rFonts w:hint="eastAsia"/>
+        </w:rPr>
+      </w:pPr>
     </w:p>
     <w:p>
       <w:pPr>
@@ -2632,28 +4057,13 @@
           <w:ilvl w:val="1"/>
           <w:numId w:val="2"/>
         </w:numPr>
-        <w:rPr>
-          <w:rFonts w:hint="eastAsia"/>
-        </w:rPr>
       </w:pPr>
       <w:r>
         <w:rPr>
           <w:rFonts w:hint="eastAsia"/>
         </w:rPr>
         <w:lastRenderedPageBreak/>
-        <w:t>主</w:t>
-      </w:r>
-      <w:r>
-        <w:rPr>
-          <w:rFonts w:hint="eastAsia"/>
-        </w:rPr>
-        <w:t>线程</w:t>
-      </w:r>
-      <w:r>
-        <w:rPr>
-          <w:rFonts w:hint="eastAsia"/>
-        </w:rPr>
-        <w:t>流程</w:t>
+        <w:t>抢分库流程</w:t>
       </w:r>
     </w:p>
     <w:p>
@@ -2666,12 +4076,11 @@
         <w:rPr>
           <w:noProof/>
         </w:rPr>
-        <w:lastRenderedPageBreak/>
         <w:drawing>
-          <wp:inline distT="0" distB="0" distL="0" distR="0" wp14:anchorId="1444C50D" wp14:editId="34B4DDDF">
-            <wp:extent cx="3740150" cy="8863330"/>
-            <wp:effectExtent l="0" t="0" r="0" b="0"/>
-            <wp:docPr id="868002820" name="图片 2"/>
+          <wp:inline distT="0" distB="0" distL="0" distR="0" wp14:anchorId="39CBA252" wp14:editId="02C83D28">
+            <wp:extent cx="5274310" cy="8032750"/>
+            <wp:effectExtent l="0" t="0" r="2540" b="6350"/>
+            <wp:docPr id="572329740" name="图片 6"/>
             <wp:cNvGraphicFramePr>
               <a:graphicFrameLocks xmlns:a="http://schemas.openxmlformats.org/drawingml/2006/main" noChangeAspect="1"/>
             </wp:cNvGraphicFramePr>
@@ -2679,13 +4088,13 @@
               <a:graphicData uri="http://schemas.openxmlformats.org/drawingml/2006/picture">
                 <pic:pic xmlns:pic="http://schemas.openxmlformats.org/drawingml/2006/picture">
                   <pic:nvPicPr>
-                    <pic:cNvPr id="0" name="Picture 2"/>
+                    <pic:cNvPr id="0" name="Picture 6"/>
                     <pic:cNvPicPr>
                       <a:picLocks noChangeAspect="1" noChangeArrowheads="1"/>
                     </pic:cNvPicPr>
                   </pic:nvPicPr>
                   <pic:blipFill>
-                    <a:blip r:embed="rId7" cstate="print">
+                    <a:blip r:embed="rId7">
                       <a:extLst>
                         <a:ext uri="{28A0092B-C50C-407E-A947-70E740481C1C}">
                           <a14:useLocalDpi xmlns:a14="http://schemas.microsoft.com/office/drawing/2010/main" val="0"/>
@@ -2700,7 +4109,159 @@
                   <pic:spPr bwMode="auto">
                     <a:xfrm>
                       <a:off x="0" y="0"/>
-                      <a:ext cx="3740150" cy="8863330"/>
+                      <a:ext cx="5274310" cy="8032750"/>
+                    </a:xfrm>
+                    <a:prstGeom prst="rect">
+                      <a:avLst/>
+                    </a:prstGeom>
+                    <a:noFill/>
+                    <a:ln>
+                      <a:noFill/>
+                    </a:ln>
+                  </pic:spPr>
+                </pic:pic>
+              </a:graphicData>
+            </a:graphic>
+          </wp:inline>
+        </w:drawing>
+      </w:r>
+    </w:p>
+    <w:p>
+      <w:pPr>
+        <w:rPr>
+          <w:rFonts w:hint="eastAsia"/>
+        </w:rPr>
+      </w:pPr>
+      <w:r>
+        <w:rPr>
+          <w:rFonts w:hint="eastAsia"/>
+        </w:rPr>
+        <w:lastRenderedPageBreak/>
+        <w:t>伪代码：</w:t>
+      </w:r>
+    </w:p>
+    <w:p>
+      <w:pPr>
+        <w:rPr>
+          <w:rFonts w:hint="eastAsia"/>
+        </w:rPr>
+      </w:pPr>
+      <w:r>
+        <w:lastRenderedPageBreak/>
+        <w:t xml:space="preserve">   </w:t>
+      </w:r>
+      <w:r>
+        <w:rPr>
+          <w:noProof/>
+        </w:rPr>
+        <w:drawing>
+          <wp:inline distT="0" distB="0" distL="0" distR="0" wp14:anchorId="1C0025BE" wp14:editId="4CB49EEC">
+            <wp:extent cx="4586605" cy="8863330"/>
+            <wp:effectExtent l="0" t="0" r="4445" b="0"/>
+            <wp:docPr id="1942857012" name="图片 1"/>
+            <wp:cNvGraphicFramePr>
+              <a:graphicFrameLocks xmlns:a="http://schemas.openxmlformats.org/drawingml/2006/main" noChangeAspect="1"/>
+            </wp:cNvGraphicFramePr>
+            <a:graphic xmlns:a="http://schemas.openxmlformats.org/drawingml/2006/main">
+              <a:graphicData uri="http://schemas.openxmlformats.org/drawingml/2006/picture">
+                <pic:pic xmlns:pic="http://schemas.openxmlformats.org/drawingml/2006/picture">
+                  <pic:nvPicPr>
+                    <pic:cNvPr id="1942857012" name=""/>
+                    <pic:cNvPicPr/>
+                  </pic:nvPicPr>
+                  <pic:blipFill>
+                    <a:blip r:embed="rId8"/>
+                    <a:stretch>
+                      <a:fillRect/>
+                    </a:stretch>
+                  </pic:blipFill>
+                  <pic:spPr>
+                    <a:xfrm>
+                      <a:off x="0" y="0"/>
+                      <a:ext cx="4586605" cy="8863330"/>
+                    </a:xfrm>
+                    <a:prstGeom prst="rect">
+                      <a:avLst/>
+                    </a:prstGeom>
+                  </pic:spPr>
+                </pic:pic>
+              </a:graphicData>
+            </a:graphic>
+          </wp:inline>
+        </w:drawing>
+      </w:r>
+    </w:p>
+    <w:p>
+      <w:pPr>
+        <w:rPr>
+          <w:rFonts w:hint="eastAsia"/>
+        </w:rPr>
+      </w:pPr>
+    </w:p>
+    <w:p>
+      <w:pPr>
+        <w:pStyle w:val="2"/>
+        <w:numPr>
+          <w:ilvl w:val="1"/>
+          <w:numId w:val="2"/>
+        </w:numPr>
+        <w:rPr>
+          <w:rFonts w:hint="eastAsia"/>
+        </w:rPr>
+      </w:pPr>
+      <w:r>
+        <w:rPr>
+          <w:rFonts w:hint="eastAsia"/>
+        </w:rPr>
+        <w:lastRenderedPageBreak/>
+        <w:t>主线程流程</w:t>
+      </w:r>
+    </w:p>
+    <w:p>
+      <w:pPr>
+        <w:rPr>
+          <w:rFonts w:hint="eastAsia"/>
+        </w:rPr>
+      </w:pPr>
+      <w:r>
+        <w:rPr>
+          <w:noProof/>
+        </w:rPr>
+        <w:lastRenderedPageBreak/>
+        <w:drawing>
+          <wp:inline distT="0" distB="0" distL="0" distR="0" wp14:anchorId="1D6F5537" wp14:editId="033AA3D2">
+            <wp:extent cx="3020060" cy="8863330"/>
+            <wp:effectExtent l="0" t="0" r="8890" b="0"/>
+            <wp:docPr id="1990656981" name="图片 5"/>
+            <wp:cNvGraphicFramePr>
+              <a:graphicFrameLocks xmlns:a="http://schemas.openxmlformats.org/drawingml/2006/main" noChangeAspect="1"/>
+            </wp:cNvGraphicFramePr>
+            <a:graphic xmlns:a="http://schemas.openxmlformats.org/drawingml/2006/main">
+              <a:graphicData uri="http://schemas.openxmlformats.org/drawingml/2006/picture">
+                <pic:pic xmlns:pic="http://schemas.openxmlformats.org/drawingml/2006/picture">
+                  <pic:nvPicPr>
+                    <pic:cNvPr id="0" name="Picture 5"/>
+                    <pic:cNvPicPr>
+                      <a:picLocks noChangeAspect="1" noChangeArrowheads="1"/>
+                    </pic:cNvPicPr>
+                  </pic:nvPicPr>
+                  <pic:blipFill>
+                    <a:blip r:embed="rId9" cstate="print">
+                      <a:extLst>
+                        <a:ext uri="{28A0092B-C50C-407E-A947-70E740481C1C}">
+                          <a14:useLocalDpi xmlns:a14="http://schemas.microsoft.com/office/drawing/2010/main" val="0"/>
+                        </a:ext>
+                      </a:extLst>
+                    </a:blip>
+                    <a:srcRect/>
+                    <a:stretch>
+                      <a:fillRect/>
+                    </a:stretch>
+                  </pic:blipFill>
+                  <pic:spPr bwMode="auto">
+                    <a:xfrm>
+                      <a:off x="0" y="0"/>
+                      <a:ext cx="3020060" cy="8863330"/>
                     </a:xfrm>
                     <a:prstGeom prst="rect">
                       <a:avLst/>
@@ -2768,7 +4329,7 @@
                     <pic:cNvPicPr/>
                   </pic:nvPicPr>
                   <pic:blipFill>
-                    <a:blip r:embed="rId8"/>
+                    <a:blip r:embed="rId10"/>
                     <a:stretch>
                       <a:fillRect/>
                     </a:stretch>
@@ -2817,7 +4378,7 @@
         <w:rPr>
           <w:rFonts w:hint="eastAsia"/>
         </w:rPr>
-        <w:t>稽核流程，稽核上一天迁移的数据</w:t>
+        <w:t>批次完成候，放消息队列，</w:t>
       </w:r>
     </w:p>
     <w:p>
@@ -2850,19 +4411,6 @@
           <w:rFonts w:hint="eastAsia"/>
         </w:rPr>
         <w:t>稽核完成。</w:t>
-      </w:r>
-    </w:p>
-    <w:p>
-      <w:pPr>
-        <w:rPr>
-          <w:rFonts w:hint="eastAsia"/>
-        </w:rPr>
-      </w:pPr>
-      <w:r>
-        <w:rPr>
-          <w:rFonts w:hint="eastAsia"/>
-        </w:rPr>
-        <w:t>稽核流程为另一个接口，可由xjob触发。</w:t>
       </w:r>
     </w:p>
     <w:p>
@@ -2973,13 +4521,6 @@
     </w:p>
     <w:p>
       <w:pPr>
-        <w:rPr>
-          <w:rFonts w:hint="eastAsia"/>
-        </w:rPr>
-      </w:pPr>
-    </w:p>
-    <w:p>
-      <w:pPr>
         <w:pStyle w:val="a9"/>
         <w:numPr>
           <w:ilvl w:val="0"/>
@@ -2994,40 +4535,8 @@
         <w:rPr>
           <w:rFonts w:hint="eastAsia"/>
         </w:rPr>
-        <w:t>2.4 错误数据的补偿</w:t>
-      </w:r>
-    </w:p>
-    <w:p>
-      <w:pPr>
-        <w:pStyle w:val="a9"/>
-        <w:rPr>
-          <w:rFonts w:hint="eastAsia"/>
-        </w:rPr>
-      </w:pPr>
-    </w:p>
-    <w:p>
-      <w:pPr>
-        <w:pStyle w:val="a9"/>
-        <w:numPr>
-          <w:ilvl w:val="0"/>
-          <w:numId w:val="3"/>
-        </w:numPr>
-        <w:outlineLvl w:val="1"/>
-      </w:pPr>
-      <w:r>
-        <w:rPr>
-          <w:rFonts w:hint="eastAsia"/>
-        </w:rPr>
         <w:t>2.5 click house落库，仅仅放个大json，还是根据表名字段把各字段存宽表</w:t>
       </w:r>
-    </w:p>
-    <w:p>
-      <w:pPr>
-        <w:pStyle w:val="a9"/>
-        <w:rPr>
-          <w:rFonts w:hint="eastAsia"/>
-        </w:rPr>
-      </w:pPr>
     </w:p>
     <w:p>
       <w:pPr>
@@ -3920,7 +5429,6 @@
     <w:next w:val="a"/>
     <w:link w:val="30"/>
     <w:uiPriority w:val="9"/>
-    <w:semiHidden/>
     <w:unhideWhenUsed/>
     <w:qFormat/>
     <w:rsid w:val="00AE46D4"/>
@@ -4073,7 +5581,6 @@
   <w:style w:type="character" w:default="1" w:styleId="a0">
     <w:name w:val="Default Paragraph Font"/>
     <w:uiPriority w:val="1"/>
-    <w:semiHidden/>
     <w:unhideWhenUsed/>
   </w:style>
   <w:style w:type="table" w:default="1" w:styleId="a1">
@@ -4128,7 +5635,6 @@
     <w:basedOn w:val="a0"/>
     <w:link w:val="3"/>
     <w:uiPriority w:val="9"/>
-    <w:semiHidden/>
     <w:rsid w:val="00AE46D4"/>
     <w:rPr>
       <w:rFonts w:asciiTheme="majorHAnsi" w:eastAsiaTheme="majorEastAsia" w:hAnsiTheme="majorHAnsi" w:cstheme="majorBidi"/>
